--- a/Aula1_Exercicios/Exercícios_IF.docx
+++ b/Aula1_Exercicios/Exercícios_IF.docx
@@ -1,24 +1,24 @@
 
 <file path=word/document.xml><?xml version="1.0" encoding="utf-8"?>
-<w:document xmlns:wpc="http://schemas.microsoft.com/office/word/2010/wordprocessingCanvas" xmlns:mc="http://schemas.openxmlformats.org/markup-compatibility/2006" xmlns:o="urn:schemas-microsoft-com:office:office" xmlns:r="http://schemas.openxmlformats.org/officeDocument/2006/relationships" xmlns:m="http://schemas.openxmlformats.org/officeDocument/2006/math" xmlns:v="urn:schemas-microsoft-com:vml" xmlns:wp14="http://schemas.microsoft.com/office/word/2010/wordprocessingDrawing" xmlns:wp="http://schemas.openxmlformats.org/drawingml/2006/wordprocessingDrawing" xmlns:w10="urn:schemas-microsoft-com:office:word" xmlns:w="http://schemas.openxmlformats.org/wordprocessingml/2006/main" xmlns:w14="http://schemas.microsoft.com/office/word/2010/wordml" xmlns:wpg="http://schemas.microsoft.com/office/word/2010/wordprocessingGroup" xmlns:wpi="http://schemas.microsoft.com/office/word/2010/wordprocessingInk" xmlns:wne="http://schemas.microsoft.com/office/word/2006/wordml" xmlns:wps="http://schemas.microsoft.com/office/word/2010/wordprocessingShape" mc:Ignorable="w14 wp14">
+<w:document xmlns:wpc="http://schemas.microsoft.com/office/word/2010/wordprocessingCanvas" xmlns:cx="http://schemas.microsoft.com/office/drawing/2014/chartex" xmlns:cx1="http://schemas.microsoft.com/office/drawing/2015/9/8/chartex" xmlns:cx2="http://schemas.microsoft.com/office/drawing/2015/10/21/chartex" xmlns:cx3="http://schemas.microsoft.com/office/drawing/2016/5/9/chartex" xmlns:cx4="http://schemas.microsoft.com/office/drawing/2016/5/10/chartex" xmlns:cx5="http://schemas.microsoft.com/office/drawing/2016/5/11/chartex" xmlns:cx6="http://schemas.microsoft.com/office/drawing/2016/5/12/chartex" xmlns:cx7="http://schemas.microsoft.com/office/drawing/2016/5/13/chartex" xmlns:cx8="http://schemas.microsoft.com/office/drawing/2016/5/14/chartex" xmlns:mc="http://schemas.openxmlformats.org/markup-compatibility/2006" xmlns:aink="http://schemas.microsoft.com/office/drawing/2016/ink" xmlns:am3d="http://schemas.microsoft.com/office/drawing/2017/model3d" xmlns:o="urn:schemas-microsoft-com:office:office" xmlns:oel="http://schemas.microsoft.com/office/2019/extlst" xmlns:r="http://schemas.openxmlformats.org/officeDocument/2006/relationships" xmlns:m="http://schemas.openxmlformats.org/officeDocument/2006/math" xmlns:v="urn:schemas-microsoft-com:vml" xmlns:wp14="http://schemas.microsoft.com/office/word/2010/wordprocessingDrawing" xmlns:wp="http://schemas.openxmlformats.org/drawingml/2006/wordprocessingDrawing" xmlns:w10="urn:schemas-microsoft-com:office:word" xmlns:w="http://schemas.openxmlformats.org/wordprocessingml/2006/main" xmlns:w14="http://schemas.microsoft.com/office/word/2010/wordml" xmlns:w15="http://schemas.microsoft.com/office/word/2012/wordml" xmlns:w16cex="http://schemas.microsoft.com/office/word/2018/wordml/cex" xmlns:w16cid="http://schemas.microsoft.com/office/word/2016/wordml/cid" xmlns:w16="http://schemas.microsoft.com/office/word/2018/wordml" xmlns:w16du="http://schemas.microsoft.com/office/word/2023/wordml/word16du" xmlns:w16sdtdh="http://schemas.microsoft.com/office/word/2020/wordml/sdtdatahash" xmlns:w16sdtfl="http://schemas.microsoft.com/office/word/2024/wordml/sdtformatlock" xmlns:w16se="http://schemas.microsoft.com/office/word/2015/wordml/symex" xmlns:wpg="http://schemas.microsoft.com/office/word/2010/wordprocessingGroup" xmlns:wpi="http://schemas.microsoft.com/office/word/2010/wordprocessingInk" xmlns:wne="http://schemas.microsoft.com/office/word/2006/wordml" xmlns:wps="http://schemas.microsoft.com/office/word/2010/wordprocessingShape" mc:Ignorable="w14 w15 w16se w16cid w16 w16cex w16sdtdh w16sdtfl w16du wp14">
   <w:body>
     <w:p>
       <w:pPr>
         <w:rPr>
-          <w:rFonts w:ascii="Times New Roman" w:hAnsi="Times New Roman" w:eastAsia="BatangChe"/>
-          <w:b w:val="1"/>
-          <w:bCs w:val="1"/>
-          <w:color w:val="1F497D" w:themeColor="text2" w:themeTint="FF" w:themeShade="FF"/>
-          <w:sz w:val="72"/>
-          <w:szCs w:val="72"/>
-        </w:rPr>
-      </w:pPr>
-      <w:r>
-        <w:rPr>
-          <w:rFonts w:ascii="Times New Roman" w:hAnsi="Times New Roman" w:eastAsia="BatangChe"/>
-          <w:b w:val="1"/>
-          <w:bCs w:val="1"/>
-          <w:color w:val="1F497D" w:themeColor="text2" w:themeTint="FF" w:themeShade="FF"/>
+          <w:rFonts w:ascii="Times New Roman" w:eastAsia="BatangChe" w:hAnsi="Times New Roman"/>
+          <w:b/>
+          <w:bCs/>
+          <w:color w:val="1F497D" w:themeColor="text2"/>
+          <w:sz w:val="72"/>
+          <w:szCs w:val="72"/>
+        </w:rPr>
+      </w:pPr>
+      <w:r>
+        <w:rPr>
+          <w:rFonts w:ascii="Times New Roman" w:eastAsia="BatangChe" w:hAnsi="Times New Roman"/>
+          <w:b/>
+          <w:bCs/>
+          <w:color w:val="1F497D" w:themeColor="text2"/>
           <w:sz w:val="72"/>
           <w:szCs w:val="72"/>
         </w:rPr>
@@ -27,18 +27,17 @@
     </w:p>
     <w:p>
       <w:pPr>
-        <w:pStyle w:val="Normal"/>
-        <w:rPr>
-          <w:rFonts w:ascii="Times New Roman" w:hAnsi="Times New Roman" w:eastAsia="BatangChe"/>
-          <w:color w:val="000000" w:themeColor="text1" w:themeTint="FF" w:themeShade="FF"/>
-          <w:sz w:val="40"/>
-          <w:szCs w:val="40"/>
-        </w:rPr>
-      </w:pPr>
-      <w:r>
-        <w:rPr>
-          <w:rFonts w:ascii="Times New Roman" w:hAnsi="Times New Roman" w:eastAsia="BatangChe"/>
-          <w:color w:val="000000" w:themeColor="text1" w:themeTint="FF" w:themeShade="FF"/>
+        <w:rPr>
+          <w:rFonts w:ascii="Times New Roman" w:eastAsia="BatangChe" w:hAnsi="Times New Roman"/>
+          <w:color w:val="000000" w:themeColor="text1"/>
+          <w:sz w:val="40"/>
+          <w:szCs w:val="40"/>
+        </w:rPr>
+      </w:pPr>
+      <w:r>
+        <w:rPr>
+          <w:rFonts w:ascii="Times New Roman" w:eastAsia="BatangChe" w:hAnsi="Times New Roman"/>
+          <w:color w:val="000000" w:themeColor="text1"/>
           <w:sz w:val="40"/>
           <w:szCs w:val="40"/>
         </w:rPr>
@@ -49,28 +48,27 @@
       </w:r>
       <w:r>
         <w:rPr>
-          <w:rFonts w:ascii="Times New Roman" w:hAnsi="Times New Roman" w:eastAsia="BatangChe"/>
-          <w:color w:val="000000" w:themeColor="text1" w:themeTint="FF" w:themeShade="FF"/>
-          <w:sz w:val="40"/>
-          <w:szCs w:val="40"/>
-        </w:rPr>
-        <w:t xml:space="preserve"> Desenvolva um programa que assuma uma entrada em segundos e a converta para horas, minutos e segundos.</w:t>
-      </w:r>
-    </w:p>
-    <w:p>
-      <w:pPr>
-        <w:pStyle w:val="Normal"/>
-        <w:rPr>
-          <w:rFonts w:ascii="Times New Roman" w:hAnsi="Times New Roman" w:eastAsia="BatangChe"/>
-          <w:color w:val="000000" w:themeColor="text1" w:themeTint="FF" w:themeShade="FF"/>
-          <w:sz w:val="40"/>
-          <w:szCs w:val="40"/>
-        </w:rPr>
-      </w:pPr>
-      <w:r>
-        <w:rPr>
-          <w:rFonts w:ascii="Times New Roman" w:hAnsi="Times New Roman" w:eastAsia="BatangChe"/>
-          <w:color w:val="000000" w:themeColor="text1" w:themeTint="FF" w:themeShade="FF"/>
+          <w:rFonts w:ascii="Times New Roman" w:eastAsia="BatangChe" w:hAnsi="Times New Roman"/>
+          <w:color w:val="000000" w:themeColor="text1"/>
+          <w:sz w:val="40"/>
+          <w:szCs w:val="40"/>
+        </w:rPr>
+        <w:t>Desenvolva um programa que assuma uma entrada em segundos e a converta para horas, minutos e segundos.</w:t>
+      </w:r>
+    </w:p>
+    <w:p>
+      <w:pPr>
+        <w:rPr>
+          <w:rFonts w:ascii="Times New Roman" w:eastAsia="BatangChe" w:hAnsi="Times New Roman"/>
+          <w:color w:val="000000" w:themeColor="text1"/>
+          <w:sz w:val="40"/>
+          <w:szCs w:val="40"/>
+        </w:rPr>
+      </w:pPr>
+      <w:r>
+        <w:rPr>
+          <w:rFonts w:ascii="Times New Roman" w:eastAsia="BatangChe" w:hAnsi="Times New Roman"/>
+          <w:color w:val="000000" w:themeColor="text1"/>
           <w:sz w:val="40"/>
           <w:szCs w:val="40"/>
         </w:rPr>
@@ -81,8 +79,8 @@
       </w:r>
       <w:r>
         <w:rPr>
-          <w:rFonts w:ascii="Times New Roman" w:hAnsi="Times New Roman" w:eastAsia="BatangChe"/>
-          <w:color w:val="000000" w:themeColor="text1" w:themeTint="FF" w:themeShade="FF"/>
+          <w:rFonts w:ascii="Times New Roman" w:eastAsia="BatangChe" w:hAnsi="Times New Roman"/>
+          <w:color w:val="000000" w:themeColor="text1"/>
           <w:sz w:val="40"/>
           <w:szCs w:val="40"/>
         </w:rPr>
@@ -93,8 +91,8 @@
       </w:r>
       <w:r>
         <w:rPr>
-          <w:rFonts w:ascii="Times New Roman" w:hAnsi="Times New Roman" w:eastAsia="BatangChe"/>
-          <w:color w:val="000000" w:themeColor="text1" w:themeTint="FF" w:themeShade="FF"/>
+          <w:rFonts w:ascii="Times New Roman" w:eastAsia="BatangChe" w:hAnsi="Times New Roman"/>
+          <w:color w:val="000000" w:themeColor="text1"/>
           <w:sz w:val="40"/>
           <w:szCs w:val="40"/>
         </w:rPr>
@@ -104,58 +102,68 @@
     <w:p>
       <w:pPr>
         <w:rPr>
-          <w:rFonts w:ascii="Times New Roman" w:hAnsi="Times New Roman" w:eastAsia="BatangChe"/>
-          <w:color w:val="000000" w:themeColor="text1" w:themeTint="FF" w:themeShade="FF"/>
-          <w:sz w:val="72"/>
-          <w:szCs w:val="72"/>
-        </w:rPr>
-      </w:pPr>
-    </w:p>
-    <w:p xmlns:wp14="http://schemas.microsoft.com/office/word/2010/wordml" wp14:textId="3195C4DC">
-      <w:pPr>
-        <w:rPr>
-          <w:rFonts w:ascii="Times New Roman" w:hAnsi="Times New Roman" w:eastAsia="BatangChe"/>
+          <w:rFonts w:ascii="Times New Roman" w:eastAsia="BatangChe" w:hAnsi="Times New Roman"/>
+          <w:color w:val="000000" w:themeColor="text1"/>
+          <w:sz w:val="40"/>
+          <w:szCs w:val="40"/>
+        </w:rPr>
+      </w:pPr>
+    </w:p>
+    <w:p>
+      <w:pPr>
+        <w:rPr>
+          <w:rFonts w:ascii="Times New Roman" w:eastAsia="BatangChe" w:hAnsi="Times New Roman"/>
+          <w:color w:val="000000" w:themeColor="text1"/>
+          <w:sz w:val="72"/>
+          <w:szCs w:val="72"/>
+        </w:rPr>
+      </w:pPr>
+    </w:p>
+    <w:p>
+      <w:pPr>
+        <w:rPr>
+          <w:rFonts w:ascii="Times New Roman" w:eastAsia="BatangChe" w:hAnsi="Times New Roman"/>
           <w:color w:val="000000"/>
           <w:sz w:val="72"/>
           <w:szCs w:val="72"/>
         </w:rPr>
       </w:pPr>
     </w:p>
-    <w:p xmlns:wp14="http://schemas.microsoft.com/office/word/2010/wordml" wp14:textId="31A10EE8">
-      <w:pPr>
-        <w:rPr>
-          <w:rFonts w:ascii="Times New Roman" w:hAnsi="Times New Roman" w:eastAsia="BatangChe"/>
-          <w:b w:val="1"/>
-          <w:bCs w:val="1"/>
-          <w:color w:val="1F497D" w:themeColor="text2" w:themeTint="FF" w:themeShade="FF"/>
-          <w:sz w:val="72"/>
-          <w:szCs w:val="72"/>
-        </w:rPr>
-      </w:pPr>
-      <w:r>
-        <w:rPr>
-          <w:rFonts w:ascii="Times New Roman" w:hAnsi="Times New Roman" w:eastAsia="BatangChe"/>
-          <w:b w:val="1"/>
-          <w:bCs w:val="1"/>
-          <w:color w:val="1F497D" w:themeColor="text2" w:themeTint="FF" w:themeShade="FF"/>
-          <w:sz w:val="72"/>
-          <w:szCs w:val="72"/>
-        </w:rPr>
+    <w:p>
+      <w:pPr>
+        <w:rPr>
+          <w:rFonts w:ascii="Times New Roman" w:eastAsia="BatangChe" w:hAnsi="Times New Roman"/>
+          <w:b/>
+          <w:bCs/>
+          <w:color w:val="1F497D" w:themeColor="text2"/>
+          <w:sz w:val="72"/>
+          <w:szCs w:val="72"/>
+        </w:rPr>
+      </w:pPr>
+      <w:r>
+        <w:rPr>
+          <w:rFonts w:ascii="Times New Roman" w:eastAsia="BatangChe" w:hAnsi="Times New Roman"/>
+          <w:b/>
+          <w:bCs/>
+          <w:color w:val="1F497D" w:themeColor="text2"/>
+          <w:sz w:val="72"/>
+          <w:szCs w:val="72"/>
+        </w:rPr>
+        <w:lastRenderedPageBreak/>
         <w:t>Exercício 2: Encontrar o Maior e o Menor Valor entre 3 Números</w:t>
       </w:r>
     </w:p>
-    <w:p xmlns:wp14="http://schemas.microsoft.com/office/word/2010/wordml" wp14:textId="6598D059">
-      <w:pPr>
-        <w:pStyle w:val="Normal"/>
-        <w:rPr>
-          <w:rFonts w:ascii="Times New Roman" w:hAnsi="Times New Roman" w:eastAsia="BatangChe"/>
-          <w:sz w:val="40"/>
-          <w:szCs w:val="40"/>
-        </w:rPr>
-      </w:pPr>
-      <w:r>
-        <w:rPr>
-          <w:rFonts w:ascii="Times New Roman" w:hAnsi="Times New Roman" w:eastAsia="BatangChe"/>
+    <w:p>
+      <w:pPr>
+        <w:rPr>
+          <w:rFonts w:ascii="Times New Roman" w:eastAsia="BatangChe" w:hAnsi="Times New Roman"/>
+          <w:sz w:val="40"/>
+          <w:szCs w:val="40"/>
+        </w:rPr>
+      </w:pPr>
+      <w:r>
+        <w:rPr>
+          <w:rFonts w:ascii="Times New Roman" w:eastAsia="BatangChe" w:hAnsi="Times New Roman"/>
           <w:sz w:val="40"/>
           <w:szCs w:val="40"/>
         </w:rPr>
@@ -166,7 +174,7 @@
       </w:r>
       <w:r>
         <w:rPr>
-          <w:rFonts w:ascii="Times New Roman" w:hAnsi="Times New Roman" w:eastAsia="BatangChe"/>
+          <w:rFonts w:ascii="Times New Roman" w:eastAsia="BatangChe" w:hAnsi="Times New Roman"/>
           <w:sz w:val="40"/>
           <w:szCs w:val="40"/>
         </w:rPr>
@@ -174,8 +182,8 @@
       </w:r>
       <w:r>
         <w:rPr>
-          <w:rFonts w:ascii="Times New Roman" w:hAnsi="Times New Roman" w:eastAsia="BatangChe"/>
-          <w:color w:val="000000" w:themeColor="text1" w:themeTint="FF" w:themeShade="FF"/>
+          <w:rFonts w:ascii="Times New Roman" w:eastAsia="BatangChe" w:hAnsi="Times New Roman"/>
+          <w:color w:val="000000" w:themeColor="text1"/>
           <w:sz w:val="40"/>
           <w:szCs w:val="40"/>
         </w:rPr>
@@ -183,25 +191,24 @@
       </w:r>
       <w:r>
         <w:rPr>
-          <w:rFonts w:ascii="Times New Roman" w:hAnsi="Times New Roman" w:eastAsia="BatangChe"/>
+          <w:rFonts w:ascii="Times New Roman" w:eastAsia="BatangChe" w:hAnsi="Times New Roman"/>
           <w:sz w:val="40"/>
           <w:szCs w:val="40"/>
         </w:rPr>
         <w:t>um programa que analise 3 valores inteiros e informe qual o maior e qual o menor deles.</w:t>
       </w:r>
     </w:p>
-    <w:p xmlns:wp14="http://schemas.microsoft.com/office/word/2010/wordml" wp14:textId="48D8208A">
-      <w:pPr>
-        <w:pStyle w:val="Normal"/>
-        <w:rPr>
-          <w:rFonts w:ascii="Times New Roman" w:hAnsi="Times New Roman" w:eastAsia="BatangChe"/>
-          <w:sz w:val="40"/>
-          <w:szCs w:val="40"/>
-        </w:rPr>
-      </w:pPr>
-      <w:r>
-        <w:rPr>
-          <w:rFonts w:ascii="Times New Roman" w:hAnsi="Times New Roman" w:eastAsia="BatangChe"/>
+    <w:p>
+      <w:pPr>
+        <w:rPr>
+          <w:rFonts w:ascii="Times New Roman" w:eastAsia="BatangChe" w:hAnsi="Times New Roman"/>
+          <w:sz w:val="40"/>
+          <w:szCs w:val="40"/>
+        </w:rPr>
+      </w:pPr>
+      <w:r>
+        <w:rPr>
+          <w:rFonts w:ascii="Times New Roman" w:eastAsia="BatangChe" w:hAnsi="Times New Roman"/>
           <w:sz w:val="40"/>
           <w:szCs w:val="40"/>
         </w:rPr>
@@ -212,7 +219,7 @@
       </w:r>
       <w:r>
         <w:rPr>
-          <w:rFonts w:ascii="Times New Roman" w:hAnsi="Times New Roman" w:eastAsia="BatangChe"/>
+          <w:rFonts w:ascii="Times New Roman" w:eastAsia="BatangChe" w:hAnsi="Times New Roman"/>
           <w:sz w:val="40"/>
           <w:szCs w:val="40"/>
         </w:rPr>
@@ -223,7 +230,7 @@
       </w:r>
       <w:r>
         <w:rPr>
-          <w:rFonts w:ascii="Times New Roman" w:hAnsi="Times New Roman" w:eastAsia="BatangChe"/>
+          <w:rFonts w:ascii="Times New Roman" w:eastAsia="BatangChe" w:hAnsi="Times New Roman"/>
           <w:sz w:val="40"/>
           <w:szCs w:val="40"/>
         </w:rPr>
@@ -234,7 +241,7 @@
       </w:r>
       <w:r>
         <w:rPr>
-          <w:rFonts w:ascii="Times New Roman" w:hAnsi="Times New Roman" w:eastAsia="BatangChe"/>
+          <w:rFonts w:ascii="Times New Roman" w:eastAsia="BatangChe" w:hAnsi="Times New Roman"/>
           <w:sz w:val="40"/>
           <w:szCs w:val="40"/>
         </w:rPr>
@@ -245,46 +252,46 @@
       </w:r>
       <w:r>
         <w:rPr>
-          <w:rFonts w:ascii="Times New Roman" w:hAnsi="Times New Roman" w:eastAsia="BatangChe"/>
+          <w:rFonts w:ascii="Times New Roman" w:eastAsia="BatangChe" w:hAnsi="Times New Roman"/>
           <w:sz w:val="40"/>
           <w:szCs w:val="40"/>
         </w:rPr>
         <w:t xml:space="preserve"> Menor: 2</w:t>
       </w:r>
     </w:p>
-    <w:p xmlns:wp14="http://schemas.microsoft.com/office/word/2010/wordml" wp14:textId="7B57F1FF">
-      <w:pPr>
-        <w:rPr>
-          <w:rFonts w:ascii="Times New Roman" w:hAnsi="Times New Roman" w:eastAsia="BatangChe"/>
-          <w:sz w:val="72"/>
-          <w:szCs w:val="72"/>
-        </w:rPr>
-      </w:pPr>
-    </w:p>
-    <w:p xmlns:wp14="http://schemas.microsoft.com/office/word/2010/wordml" wp14:textId="520B1B77">
-      <w:pPr>
-        <w:rPr>
-          <w:b w:val="1"/>
-          <w:bCs w:val="1"/>
-          <w:color w:val="1F497D" w:themeColor="text2" w:themeTint="FF" w:themeShade="FF"/>
-          <w:sz w:val="72"/>
-          <w:szCs w:val="72"/>
-        </w:rPr>
-      </w:pPr>
-      <w:r>
-        <w:rPr>
-          <w:b w:val="1"/>
-          <w:bCs w:val="1"/>
-          <w:color w:val="1F497D" w:themeColor="text2" w:themeTint="FF" w:themeShade="FF"/>
-          <w:sz w:val="72"/>
-          <w:szCs w:val="72"/>
-        </w:rPr>
+    <w:p>
+      <w:pPr>
+        <w:rPr>
+          <w:rFonts w:ascii="Times New Roman" w:eastAsia="BatangChe" w:hAnsi="Times New Roman"/>
+          <w:sz w:val="72"/>
+          <w:szCs w:val="72"/>
+        </w:rPr>
+      </w:pPr>
+    </w:p>
+    <w:p>
+      <w:pPr>
+        <w:rPr>
+          <w:b/>
+          <w:bCs/>
+          <w:color w:val="1F497D" w:themeColor="text2"/>
+          <w:sz w:val="72"/>
+          <w:szCs w:val="72"/>
+        </w:rPr>
+      </w:pPr>
+      <w:r>
+        <w:rPr>
+          <w:b/>
+          <w:bCs/>
+          <w:color w:val="1F497D" w:themeColor="text2"/>
+          <w:sz w:val="72"/>
+          <w:szCs w:val="72"/>
+        </w:rPr>
+        <w:lastRenderedPageBreak/>
         <w:t>Exercício 3: Mostrar Números em Ordem Crescente e Decrescente</w:t>
       </w:r>
     </w:p>
-    <w:p xmlns:wp14="http://schemas.microsoft.com/office/word/2010/wordml" wp14:textId="33BEF9A7">
-      <w:pPr>
-        <w:pStyle w:val="Normal"/>
+    <w:p>
+      <w:pPr>
         <w:rPr>
           <w:sz w:val="40"/>
           <w:szCs w:val="40"/>
@@ -308,9 +315,8 @@
         <w:t xml:space="preserve"> Crie 2 variáveis (num1 e num2) e leia o valor para cada uma delas. Mostre os valores de forma crescente e decrescente.</w:t>
       </w:r>
     </w:p>
-    <w:p xmlns:wp14="http://schemas.microsoft.com/office/word/2010/wordml" wp14:textId="00BFFD02">
-      <w:pPr>
-        <w:pStyle w:val="Normal"/>
+    <w:p>
+      <w:pPr>
         <w:rPr>
           <w:sz w:val="40"/>
           <w:szCs w:val="40"/>
@@ -363,32 +369,38 @@
         </w:rPr>
         <w:t xml:space="preserve"> Decrescente: 7, 2</w:t>
       </w:r>
-    </w:p>
-    <w:p xmlns:wp14="http://schemas.microsoft.com/office/word/2010/wordml" wp14:textId="1FE2F61E">
-      <w:pPr>
-        <w:pStyle w:val="Normal"/>
-        <w:rPr>
-          <w:b w:val="1"/>
-          <w:bCs w:val="1"/>
-          <w:color w:val="1F497D" w:themeColor="text2" w:themeTint="FF" w:themeShade="FF"/>
-          <w:sz w:val="72"/>
-          <w:szCs w:val="72"/>
-        </w:rPr>
-      </w:pPr>
-      <w:r>
-        <w:rPr>
-          <w:b w:val="1"/>
-          <w:bCs w:val="1"/>
-          <w:color w:val="1F497D" w:themeColor="text2" w:themeTint="FF" w:themeShade="FF"/>
-          <w:sz w:val="72"/>
-          <w:szCs w:val="72"/>
-        </w:rPr>
+      <w:r>
+        <w:rPr>
+          <w:sz w:val="40"/>
+          <w:szCs w:val="40"/>
+        </w:rPr>
+        <w:t xml:space="preserve"> </w:t>
+      </w:r>
+    </w:p>
+    <w:p>
+      <w:pPr>
+        <w:rPr>
+          <w:b/>
+          <w:bCs/>
+          <w:color w:val="1F497D" w:themeColor="text2"/>
+          <w:sz w:val="72"/>
+          <w:szCs w:val="72"/>
+        </w:rPr>
+      </w:pPr>
+      <w:r>
+        <w:rPr>
+          <w:b/>
+          <w:bCs/>
+          <w:color w:val="1F497D" w:themeColor="text2"/>
+          <w:sz w:val="72"/>
+          <w:szCs w:val="72"/>
+        </w:rPr>
+        <w:lastRenderedPageBreak/>
         <w:t>Exercício 4: Verificar se o Cheque Pode Ser Descontado</w:t>
       </w:r>
     </w:p>
-    <w:p xmlns:wp14="http://schemas.microsoft.com/office/word/2010/wordml" wp14:textId="3589C1C0">
-      <w:pPr>
-        <w:pStyle w:val="Normal"/>
+    <w:p>
+      <w:pPr>
         <w:rPr>
           <w:sz w:val="40"/>
           <w:szCs w:val="40"/>
@@ -413,8 +425,8 @@
       </w:r>
       <w:r>
         <w:rPr>
-          <w:rFonts w:ascii="Times New Roman" w:hAnsi="Times New Roman" w:eastAsia="BatangChe"/>
-          <w:color w:val="000000" w:themeColor="text1" w:themeTint="FF" w:themeShade="FF"/>
+          <w:rFonts w:ascii="Times New Roman" w:eastAsia="BatangChe" w:hAnsi="Times New Roman"/>
+          <w:color w:val="000000" w:themeColor="text1"/>
           <w:sz w:val="40"/>
           <w:szCs w:val="40"/>
         </w:rPr>
@@ -428,11 +440,10 @@
         <w:t>um Programa que leia o saldo inicial de um cliente de banco e leia também o valor de um cheque. Analise se o cheque pode ser descontado. Se o cheque não puder ser descontado, mostre essa informação, caso contrário, desconte o cheque e informe o saldo atualizado.</w:t>
       </w:r>
     </w:p>
-    <w:p xmlns:wp14="http://schemas.microsoft.com/office/word/2010/wordml" wp14:textId="22E99C1C">
-      <w:pPr>
-        <w:pStyle w:val="Normal"/>
-        <w:rPr>
-          <w:color w:val="1F497D" w:themeColor="text2" w:themeTint="FF" w:themeShade="FF"/>
+    <w:p>
+      <w:pPr>
+        <w:rPr>
+          <w:color w:val="1F497D" w:themeColor="text2"/>
           <w:sz w:val="72"/>
           <w:szCs w:val="72"/>
         </w:rPr>
@@ -475,42 +486,41 @@
         <w:t xml:space="preserve"> Cheque descontado, saldo: 200</w:t>
       </w:r>
     </w:p>
-    <w:p xmlns:wp14="http://schemas.microsoft.com/office/word/2010/wordml" wp14:textId="094E1495">
-      <w:pPr>
-        <w:pStyle w:val="Normal"/>
-        <w:rPr>
-          <w:rFonts w:ascii="Times New Roman" w:hAnsi="Times New Roman" w:eastAsia="BatangChe"/>
-          <w:b w:val="1"/>
-          <w:bCs w:val="1"/>
-          <w:color w:val="1F497D" w:themeColor="text2" w:themeTint="FF" w:themeShade="FF"/>
-          <w:sz w:val="72"/>
-          <w:szCs w:val="72"/>
-        </w:rPr>
-      </w:pPr>
-      <w:r>
-        <w:rPr>
-          <w:rFonts w:ascii="Times New Roman" w:hAnsi="Times New Roman" w:eastAsia="BatangChe"/>
-          <w:b w:val="1"/>
-          <w:bCs w:val="1"/>
-          <w:color w:val="1F497D" w:themeColor="text2" w:themeTint="FF" w:themeShade="FF"/>
-          <w:sz w:val="72"/>
-          <w:szCs w:val="72"/>
-        </w:rPr>
+    <w:p>
+      <w:pPr>
+        <w:rPr>
+          <w:rFonts w:ascii="Times New Roman" w:eastAsia="BatangChe" w:hAnsi="Times New Roman"/>
+          <w:b/>
+          <w:bCs/>
+          <w:color w:val="1F497D" w:themeColor="text2"/>
+          <w:sz w:val="72"/>
+          <w:szCs w:val="72"/>
+        </w:rPr>
+      </w:pPr>
+      <w:r>
+        <w:rPr>
+          <w:rFonts w:ascii="Times New Roman" w:eastAsia="BatangChe" w:hAnsi="Times New Roman"/>
+          <w:b/>
+          <w:bCs/>
+          <w:color w:val="1F497D" w:themeColor="text2"/>
+          <w:sz w:val="72"/>
+          <w:szCs w:val="72"/>
+        </w:rPr>
+        <w:lastRenderedPageBreak/>
         <w:t>Exercício 5: Ler 3 Valores e Exibir em Ordem Crescente e Decrescente</w:t>
       </w:r>
     </w:p>
-    <w:p xmlns:wp14="http://schemas.microsoft.com/office/word/2010/wordml" wp14:textId="71055AD0">
-      <w:pPr>
-        <w:pStyle w:val="Normal"/>
-        <w:rPr>
-          <w:rFonts w:ascii="Times New Roman" w:hAnsi="Times New Roman" w:eastAsia="BatangChe"/>
-          <w:sz w:val="40"/>
-          <w:szCs w:val="40"/>
-        </w:rPr>
-      </w:pPr>
-      <w:r>
-        <w:rPr>
-          <w:rFonts w:ascii="Times New Roman" w:hAnsi="Times New Roman" w:eastAsia="BatangChe"/>
+    <w:p>
+      <w:pPr>
+        <w:rPr>
+          <w:rFonts w:ascii="Times New Roman" w:eastAsia="BatangChe" w:hAnsi="Times New Roman"/>
+          <w:sz w:val="40"/>
+          <w:szCs w:val="40"/>
+        </w:rPr>
+      </w:pPr>
+      <w:r>
+        <w:rPr>
+          <w:rFonts w:ascii="Times New Roman" w:eastAsia="BatangChe" w:hAnsi="Times New Roman"/>
           <w:sz w:val="40"/>
           <w:szCs w:val="40"/>
         </w:rPr>
@@ -521,25 +531,24 @@
       </w:r>
       <w:r>
         <w:rPr>
-          <w:rFonts w:ascii="Times New Roman" w:hAnsi="Times New Roman" w:eastAsia="BatangChe"/>
+          <w:rFonts w:ascii="Times New Roman" w:eastAsia="BatangChe" w:hAnsi="Times New Roman"/>
           <w:sz w:val="40"/>
           <w:szCs w:val="40"/>
         </w:rPr>
         <w:t xml:space="preserve"> Ler 3 valores inteiros e apresentar os valores dispostos em ordem crescente e decrescente.</w:t>
       </w:r>
     </w:p>
-    <w:p xmlns:wp14="http://schemas.microsoft.com/office/word/2010/wordml" wp14:textId="002245F0">
-      <w:pPr>
-        <w:pStyle w:val="Normal"/>
-        <w:rPr>
-          <w:rFonts w:ascii="Times New Roman" w:hAnsi="Times New Roman" w:eastAsia="BatangChe"/>
-          <w:sz w:val="40"/>
-          <w:szCs w:val="40"/>
-        </w:rPr>
-      </w:pPr>
-      <w:r>
-        <w:rPr>
-          <w:rFonts w:ascii="Times New Roman" w:hAnsi="Times New Roman" w:eastAsia="BatangChe"/>
+    <w:p>
+      <w:pPr>
+        <w:rPr>
+          <w:rFonts w:ascii="Times New Roman" w:eastAsia="BatangChe" w:hAnsi="Times New Roman"/>
+          <w:sz w:val="40"/>
+          <w:szCs w:val="40"/>
+        </w:rPr>
+      </w:pPr>
+      <w:r>
+        <w:rPr>
+          <w:rFonts w:ascii="Times New Roman" w:eastAsia="BatangChe" w:hAnsi="Times New Roman"/>
           <w:sz w:val="40"/>
           <w:szCs w:val="40"/>
         </w:rPr>
@@ -550,7 +559,7 @@
       </w:r>
       <w:r>
         <w:rPr>
-          <w:rFonts w:ascii="Times New Roman" w:hAnsi="Times New Roman" w:eastAsia="BatangChe"/>
+          <w:rFonts w:ascii="Times New Roman" w:eastAsia="BatangChe" w:hAnsi="Times New Roman"/>
           <w:sz w:val="40"/>
           <w:szCs w:val="40"/>
         </w:rPr>
@@ -561,7 +570,7 @@
       </w:r>
       <w:r>
         <w:rPr>
-          <w:rFonts w:ascii="Times New Roman" w:hAnsi="Times New Roman" w:eastAsia="BatangChe"/>
+          <w:rFonts w:ascii="Times New Roman" w:eastAsia="BatangChe" w:hAnsi="Times New Roman"/>
           <w:sz w:val="40"/>
           <w:szCs w:val="40"/>
         </w:rPr>
@@ -572,7 +581,7 @@
       </w:r>
       <w:r>
         <w:rPr>
-          <w:rFonts w:ascii="Times New Roman" w:hAnsi="Times New Roman" w:eastAsia="BatangChe"/>
+          <w:rFonts w:ascii="Times New Roman" w:eastAsia="BatangChe" w:hAnsi="Times New Roman"/>
           <w:sz w:val="40"/>
           <w:szCs w:val="40"/>
         </w:rPr>
@@ -583,60 +592,55 @@
       </w:r>
       <w:r>
         <w:rPr>
-          <w:rFonts w:ascii="Times New Roman" w:hAnsi="Times New Roman" w:eastAsia="BatangChe"/>
+          <w:rFonts w:ascii="Times New Roman" w:eastAsia="BatangChe" w:hAnsi="Times New Roman"/>
           <w:sz w:val="40"/>
           <w:szCs w:val="40"/>
         </w:rPr>
         <w:t xml:space="preserve"> Decrescente: 9, 4, 2</w:t>
       </w:r>
     </w:p>
-    <w:p xmlns:wp14="http://schemas.microsoft.com/office/word/2010/wordml" wp14:textId="5C93935F">
-      <w:pPr>
-        <w:pStyle w:val="Normal"/>
-        <w:rPr>
-          <w:rFonts w:ascii="Times New Roman" w:hAnsi="Times New Roman" w:eastAsia="BatangChe"/>
-          <w:sz w:val="72"/>
-          <w:szCs w:val="72"/>
-        </w:rPr>
-      </w:pPr>
-    </w:p>
-    <w:p xmlns:wp14="http://schemas.microsoft.com/office/word/2010/wordml" wp14:textId="0ACBBFAC">
-      <w:pPr>
-        <w:rPr>
-          <w:b w:val="1"/>
-          <w:bCs w:val="1"/>
-          <w:color w:val="1F497D" w:themeColor="text2" w:themeTint="FF" w:themeShade="FF"/>
-          <w:sz w:val="72"/>
-          <w:szCs w:val="72"/>
-        </w:rPr>
-      </w:pPr>
-      <w:r>
-        <w:rPr>
-          <w:b w:val="1"/>
-          <w:bCs w:val="1"/>
-          <w:color w:val="1F497D" w:themeColor="text2" w:themeTint="FF" w:themeShade="FF"/>
-          <w:sz w:val="72"/>
-          <w:szCs w:val="72"/>
-        </w:rPr>
+    <w:p>
+      <w:pPr>
+        <w:rPr>
+          <w:rFonts w:ascii="Times New Roman" w:eastAsia="BatangChe" w:hAnsi="Times New Roman"/>
+          <w:sz w:val="72"/>
+          <w:szCs w:val="72"/>
+        </w:rPr>
+      </w:pPr>
+    </w:p>
+    <w:p>
+      <w:pPr>
+        <w:rPr>
+          <w:b/>
+          <w:bCs/>
+          <w:color w:val="1F497D" w:themeColor="text2"/>
+          <w:sz w:val="72"/>
+          <w:szCs w:val="72"/>
+        </w:rPr>
+      </w:pPr>
+      <w:r>
+        <w:rPr>
+          <w:b/>
+          <w:bCs/>
+          <w:color w:val="1F497D" w:themeColor="text2"/>
+          <w:sz w:val="72"/>
+          <w:szCs w:val="72"/>
+        </w:rPr>
+        <w:lastRenderedPageBreak/>
         <w:t>Exercício 6: Desconto de Compra</w:t>
       </w:r>
     </w:p>
-    <w:p xmlns:wp14="http://schemas.microsoft.com/office/word/2010/wordml" wp14:textId="6E300C9F">
-      <w:pPr>
-        <w:pStyle w:val="Normal"/>
-        <w:rPr>
-          <w:rFonts w:ascii="Times New Roman" w:hAnsi="Times New Roman" w:eastAsia="Times New Roman" w:cs="Times New Roman"/>
-          <w:b w:val="0"/>
-          <w:bCs w:val="0"/>
+    <w:p>
+      <w:pPr>
+        <w:rPr>
+          <w:rFonts w:ascii="Times New Roman" w:eastAsia="Times New Roman" w:hAnsi="Times New Roman" w:cs="Times New Roman"/>
           <w:sz w:val="32"/>
           <w:szCs w:val="32"/>
         </w:rPr>
       </w:pPr>
       <w:r>
         <w:rPr>
-          <w:rFonts w:ascii="Times New Roman" w:hAnsi="Times New Roman" w:eastAsia="Times New Roman" w:cs="Times New Roman"/>
-          <w:b w:val="0"/>
-          <w:bCs w:val="0"/>
+          <w:rFonts w:ascii="Times New Roman" w:eastAsia="Times New Roman" w:hAnsi="Times New Roman" w:cs="Times New Roman"/>
           <w:sz w:val="32"/>
           <w:szCs w:val="32"/>
         </w:rPr>
@@ -647,75 +651,58 @@
       </w:r>
       <w:r>
         <w:rPr>
-          <w:rFonts w:ascii="Times New Roman" w:hAnsi="Times New Roman" w:eastAsia="Times New Roman" w:cs="Times New Roman"/>
-          <w:b w:val="0"/>
-          <w:bCs w:val="0"/>
+          <w:rFonts w:ascii="Times New Roman" w:eastAsia="Times New Roman" w:hAnsi="Times New Roman" w:cs="Times New Roman"/>
           <w:sz w:val="32"/>
           <w:szCs w:val="32"/>
         </w:rPr>
         <w:t xml:space="preserve"> Uma loja oferece descontos de acordo com o valor da compra:</w:t>
       </w:r>
     </w:p>
-    <w:p xmlns:wp14="http://schemas.microsoft.com/office/word/2010/wordml" wp14:textId="1C8D3BC3">
-      <w:pPr>
-        <w:pStyle w:val="Normal"/>
-        <w:rPr>
-          <w:rFonts w:ascii="Times New Roman" w:hAnsi="Times New Roman" w:eastAsia="Times New Roman" w:cs="Times New Roman"/>
-          <w:b w:val="0"/>
-          <w:bCs w:val="0"/>
+    <w:p>
+      <w:pPr>
+        <w:rPr>
+          <w:rFonts w:ascii="Times New Roman" w:eastAsia="Times New Roman" w:hAnsi="Times New Roman" w:cs="Times New Roman"/>
           <w:sz w:val="32"/>
           <w:szCs w:val="32"/>
         </w:rPr>
       </w:pPr>
       <w:r>
         <w:rPr>
-          <w:rFonts w:ascii="Times New Roman" w:hAnsi="Times New Roman" w:eastAsia="Times New Roman" w:cs="Times New Roman"/>
-          <w:b w:val="0"/>
-          <w:bCs w:val="0"/>
+          <w:rFonts w:ascii="Times New Roman" w:eastAsia="Times New Roman" w:hAnsi="Times New Roman" w:cs="Times New Roman"/>
           <w:sz w:val="32"/>
           <w:szCs w:val="32"/>
         </w:rPr>
         <w:t>10% para compras até 200,00€.</w:t>
       </w:r>
     </w:p>
-    <w:p xmlns:wp14="http://schemas.microsoft.com/office/word/2010/wordml" wp14:textId="47CADE3F">
-      <w:pPr>
-        <w:pStyle w:val="Normal"/>
-        <w:rPr>
-          <w:rFonts w:ascii="Times New Roman" w:hAnsi="Times New Roman" w:eastAsia="Times New Roman" w:cs="Times New Roman"/>
-          <w:b w:val="0"/>
-          <w:bCs w:val="0"/>
+    <w:p>
+      <w:pPr>
+        <w:rPr>
+          <w:rFonts w:ascii="Times New Roman" w:eastAsia="Times New Roman" w:hAnsi="Times New Roman" w:cs="Times New Roman"/>
           <w:sz w:val="32"/>
           <w:szCs w:val="32"/>
         </w:rPr>
       </w:pPr>
       <w:r>
         <w:rPr>
-          <w:rFonts w:ascii="Times New Roman" w:hAnsi="Times New Roman" w:eastAsia="Times New Roman" w:cs="Times New Roman"/>
-          <w:b w:val="0"/>
-          <w:bCs w:val="0"/>
+          <w:rFonts w:ascii="Times New Roman" w:eastAsia="Times New Roman" w:hAnsi="Times New Roman" w:cs="Times New Roman"/>
           <w:sz w:val="32"/>
           <w:szCs w:val="32"/>
         </w:rPr>
         <w:t>15% para compras entre 200,01€ e 500,00€.</w:t>
       </w:r>
     </w:p>
-    <w:p xmlns:wp14="http://schemas.microsoft.com/office/word/2010/wordml" wp14:textId="4DB9D6EE">
-      <w:pPr>
-        <w:pStyle w:val="Normal"/>
-        <w:rPr>
-          <w:rFonts w:ascii="Times New Roman" w:hAnsi="Times New Roman" w:eastAsia="Times New Roman" w:cs="Times New Roman"/>
-          <w:b w:val="0"/>
-          <w:bCs w:val="0"/>
+    <w:p>
+      <w:pPr>
+        <w:rPr>
+          <w:rFonts w:ascii="Times New Roman" w:eastAsia="Times New Roman" w:hAnsi="Times New Roman" w:cs="Times New Roman"/>
           <w:sz w:val="32"/>
           <w:szCs w:val="32"/>
         </w:rPr>
       </w:pPr>
       <w:r>
         <w:rPr>
-          <w:rFonts w:ascii="Times New Roman" w:hAnsi="Times New Roman" w:eastAsia="Times New Roman" w:cs="Times New Roman"/>
-          <w:b w:val="0"/>
-          <w:bCs w:val="0"/>
+          <w:rFonts w:ascii="Times New Roman" w:eastAsia="Times New Roman" w:hAnsi="Times New Roman" w:cs="Times New Roman"/>
           <w:sz w:val="32"/>
           <w:szCs w:val="32"/>
         </w:rPr>
@@ -726,9 +713,7 @@
       </w:r>
       <w:r>
         <w:rPr>
-          <w:rFonts w:ascii="Times New Roman" w:hAnsi="Times New Roman" w:eastAsia="Times New Roman" w:cs="Times New Roman"/>
-          <w:b w:val="0"/>
-          <w:bCs w:val="0"/>
+          <w:rFonts w:ascii="Times New Roman" w:eastAsia="Times New Roman" w:hAnsi="Times New Roman" w:cs="Times New Roman"/>
           <w:sz w:val="32"/>
           <w:szCs w:val="32"/>
         </w:rPr>
@@ -736,8 +721,8 @@
       </w:r>
       <w:r>
         <w:rPr>
-          <w:rFonts w:ascii="Times New Roman" w:hAnsi="Times New Roman" w:eastAsia="Times New Roman" w:cs="Times New Roman"/>
-          <w:color w:val="000000" w:themeColor="text1" w:themeTint="FF" w:themeShade="FF"/>
+          <w:rFonts w:ascii="Times New Roman" w:eastAsia="Times New Roman" w:hAnsi="Times New Roman" w:cs="Times New Roman"/>
+          <w:color w:val="000000" w:themeColor="text1"/>
           <w:sz w:val="32"/>
           <w:szCs w:val="32"/>
         </w:rPr>
@@ -745,9 +730,7 @@
       </w:r>
       <w:r>
         <w:rPr>
-          <w:rFonts w:ascii="Times New Roman" w:hAnsi="Times New Roman" w:eastAsia="Times New Roman" w:cs="Times New Roman"/>
-          <w:b w:val="0"/>
-          <w:bCs w:val="0"/>
+          <w:rFonts w:ascii="Times New Roman" w:eastAsia="Times New Roman" w:hAnsi="Times New Roman" w:cs="Times New Roman"/>
           <w:sz w:val="32"/>
           <w:szCs w:val="32"/>
         </w:rPr>
@@ -755,9 +738,7 @@
       </w:r>
       <w:r>
         <w:rPr>
-          <w:rFonts w:ascii="Times New Roman" w:hAnsi="Times New Roman" w:eastAsia="Times New Roman" w:cs="Times New Roman"/>
-          <w:b w:val="0"/>
-          <w:bCs w:val="0"/>
+          <w:rFonts w:ascii="Times New Roman" w:eastAsia="Times New Roman" w:hAnsi="Times New Roman" w:cs="Times New Roman"/>
           <w:sz w:val="32"/>
           <w:szCs w:val="32"/>
         </w:rPr>
@@ -765,31 +746,24 @@
       </w:r>
       <w:r>
         <w:rPr>
-          <w:rFonts w:ascii="Times New Roman" w:hAnsi="Times New Roman" w:eastAsia="Times New Roman" w:cs="Times New Roman"/>
-          <w:b w:val="0"/>
-          <w:bCs w:val="0"/>
+          <w:rFonts w:ascii="Times New Roman" w:eastAsia="Times New Roman" w:hAnsi="Times New Roman" w:cs="Times New Roman"/>
           <w:sz w:val="32"/>
           <w:szCs w:val="32"/>
         </w:rPr>
         <w:t>que leia o nome do cliente e o valor da compra e mostre o valor do desconto e o valor total a pagar.</w:t>
       </w:r>
     </w:p>
-    <w:p xmlns:wp14="http://schemas.microsoft.com/office/word/2010/wordml" wp14:textId="0F2E4CA8">
-      <w:pPr>
-        <w:pStyle w:val="Normal"/>
-        <w:rPr>
-          <w:rFonts w:ascii="Times New Roman" w:hAnsi="Times New Roman" w:eastAsia="Times New Roman" w:cs="Times New Roman"/>
-          <w:b w:val="0"/>
-          <w:bCs w:val="0"/>
+    <w:p>
+      <w:pPr>
+        <w:rPr>
+          <w:rFonts w:ascii="Times New Roman" w:eastAsia="Times New Roman" w:hAnsi="Times New Roman" w:cs="Times New Roman"/>
           <w:sz w:val="32"/>
           <w:szCs w:val="32"/>
         </w:rPr>
       </w:pPr>
       <w:r>
         <w:rPr>
-          <w:rFonts w:ascii="Times New Roman" w:hAnsi="Times New Roman" w:eastAsia="Times New Roman" w:cs="Times New Roman"/>
-          <w:b w:val="0"/>
-          <w:bCs w:val="0"/>
+          <w:rFonts w:ascii="Times New Roman" w:eastAsia="Times New Roman" w:hAnsi="Times New Roman" w:cs="Times New Roman"/>
           <w:sz w:val="32"/>
           <w:szCs w:val="32"/>
         </w:rPr>
@@ -800,9 +774,7 @@
       </w:r>
       <w:r>
         <w:rPr>
-          <w:rFonts w:ascii="Times New Roman" w:hAnsi="Times New Roman" w:eastAsia="Times New Roman" w:cs="Times New Roman"/>
-          <w:b w:val="0"/>
-          <w:bCs w:val="0"/>
+          <w:rFonts w:ascii="Times New Roman" w:eastAsia="Times New Roman" w:hAnsi="Times New Roman" w:cs="Times New Roman"/>
           <w:sz w:val="32"/>
           <w:szCs w:val="32"/>
         </w:rPr>
@@ -813,9 +785,7 @@
       </w:r>
       <w:r>
         <w:rPr>
-          <w:rFonts w:ascii="Times New Roman" w:hAnsi="Times New Roman" w:eastAsia="Times New Roman" w:cs="Times New Roman"/>
-          <w:b w:val="0"/>
-          <w:bCs w:val="0"/>
+          <w:rFonts w:ascii="Times New Roman" w:eastAsia="Times New Roman" w:hAnsi="Times New Roman" w:cs="Times New Roman"/>
           <w:sz w:val="32"/>
           <w:szCs w:val="32"/>
         </w:rPr>
@@ -826,9 +796,7 @@
       </w:r>
       <w:r>
         <w:rPr>
-          <w:rFonts w:ascii="Times New Roman" w:hAnsi="Times New Roman" w:eastAsia="Times New Roman" w:cs="Times New Roman"/>
-          <w:b w:val="0"/>
-          <w:bCs w:val="0"/>
+          <w:rFonts w:ascii="Times New Roman" w:eastAsia="Times New Roman" w:hAnsi="Times New Roman" w:cs="Times New Roman"/>
           <w:sz w:val="32"/>
           <w:szCs w:val="32"/>
         </w:rPr>
@@ -839,9 +807,7 @@
       </w:r>
       <w:r>
         <w:rPr>
-          <w:rFonts w:ascii="Times New Roman" w:hAnsi="Times New Roman" w:eastAsia="Times New Roman" w:cs="Times New Roman"/>
-          <w:b w:val="0"/>
-          <w:bCs w:val="0"/>
+          <w:rFonts w:ascii="Times New Roman" w:eastAsia="Times New Roman" w:hAnsi="Times New Roman" w:cs="Times New Roman"/>
           <w:sz w:val="32"/>
           <w:szCs w:val="32"/>
         </w:rPr>
@@ -852,9 +818,7 @@
       </w:r>
       <w:r>
         <w:rPr>
-          <w:rFonts w:ascii="Times New Roman" w:hAnsi="Times New Roman" w:eastAsia="Times New Roman" w:cs="Times New Roman"/>
-          <w:b w:val="0"/>
-          <w:bCs w:val="0"/>
+          <w:rFonts w:ascii="Times New Roman" w:eastAsia="Times New Roman" w:hAnsi="Times New Roman" w:cs="Times New Roman"/>
           <w:sz w:val="32"/>
           <w:szCs w:val="32"/>
         </w:rPr>
@@ -865,53 +829,50 @@
       </w:r>
       <w:r>
         <w:rPr>
-          <w:rFonts w:ascii="Times New Roman" w:hAnsi="Times New Roman" w:eastAsia="Times New Roman" w:cs="Times New Roman"/>
-          <w:b w:val="0"/>
-          <w:bCs w:val="0"/>
+          <w:rFonts w:ascii="Times New Roman" w:eastAsia="Times New Roman" w:hAnsi="Times New Roman" w:cs="Times New Roman"/>
           <w:sz w:val="32"/>
           <w:szCs w:val="32"/>
         </w:rPr>
         <w:t xml:space="preserve"> Total a pagar: 297,50€</w:t>
       </w:r>
     </w:p>
-    <w:p xmlns:wp14="http://schemas.microsoft.com/office/word/2010/wordml" wp14:textId="735301BD">
-      <w:pPr>
-        <w:pStyle w:val="Normal"/>
-        <w:rPr>
-          <w:rFonts w:ascii="Times New Roman" w:hAnsi="Times New Roman" w:eastAsia="BatangChe"/>
-          <w:b w:val="1"/>
-          <w:bCs w:val="1"/>
-          <w:color w:val="1F497D" w:themeColor="text2" w:themeTint="FF" w:themeShade="FF"/>
-          <w:sz w:val="72"/>
-          <w:szCs w:val="72"/>
-        </w:rPr>
-      </w:pPr>
-      <w:r>
-        <w:rPr>
-          <w:rFonts w:ascii="Times New Roman" w:hAnsi="Times New Roman" w:eastAsia="BatangChe"/>
-          <w:b w:val="1"/>
-          <w:bCs w:val="1"/>
-          <w:color w:val="1F497D" w:themeColor="text2" w:themeTint="FF" w:themeShade="FF"/>
-          <w:sz w:val="72"/>
-          <w:szCs w:val="72"/>
-        </w:rPr>
+    <w:p>
+      <w:pPr>
+        <w:rPr>
+          <w:rFonts w:ascii="Times New Roman" w:eastAsia="BatangChe" w:hAnsi="Times New Roman"/>
+          <w:b/>
+          <w:bCs/>
+          <w:color w:val="1F497D" w:themeColor="text2"/>
+          <w:sz w:val="72"/>
+          <w:szCs w:val="72"/>
+        </w:rPr>
+      </w:pPr>
+      <w:r>
+        <w:rPr>
+          <w:rFonts w:ascii="Times New Roman" w:eastAsia="BatangChe" w:hAnsi="Times New Roman"/>
+          <w:b/>
+          <w:bCs/>
+          <w:color w:val="1F497D" w:themeColor="text2"/>
+          <w:sz w:val="72"/>
+          <w:szCs w:val="72"/>
+        </w:rPr>
+        <w:lastRenderedPageBreak/>
         <w:t>Exercício 7: Calcular a Média de Notas com Pesos</w:t>
       </w:r>
     </w:p>
-    <w:p xmlns:wp14="http://schemas.microsoft.com/office/word/2010/wordml" wp14:textId="1094A3EE">
-      <w:pPr>
-        <w:pStyle w:val="Normal"/>
-        <w:rPr>
-          <w:rFonts w:ascii="Times New Roman" w:hAnsi="Times New Roman" w:eastAsia="BatangChe"/>
-          <w:color w:val="000000" w:themeColor="text1" w:themeTint="FF" w:themeShade="FF"/>
+    <w:p>
+      <w:pPr>
+        <w:rPr>
+          <w:rFonts w:ascii="Times New Roman" w:eastAsia="BatangChe" w:hAnsi="Times New Roman"/>
+          <w:color w:val="000000" w:themeColor="text1"/>
           <w:sz w:val="36"/>
           <w:szCs w:val="36"/>
         </w:rPr>
       </w:pPr>
       <w:r>
         <w:rPr>
-          <w:rFonts w:ascii="Times New Roman" w:hAnsi="Times New Roman" w:eastAsia="BatangChe"/>
-          <w:color w:val="000000" w:themeColor="text1" w:themeTint="FF" w:themeShade="FF"/>
+          <w:rFonts w:ascii="Times New Roman" w:eastAsia="BatangChe" w:hAnsi="Times New Roman"/>
+          <w:color w:val="000000" w:themeColor="text1"/>
           <w:sz w:val="36"/>
           <w:szCs w:val="36"/>
         </w:rPr>
@@ -922,28 +883,27 @@
       </w:r>
       <w:r>
         <w:rPr>
-          <w:rFonts w:ascii="Times New Roman" w:hAnsi="Times New Roman" w:eastAsia="BatangChe"/>
-          <w:color w:val="000000" w:themeColor="text1" w:themeTint="FF" w:themeShade="FF"/>
+          <w:rFonts w:ascii="Times New Roman" w:eastAsia="BatangChe" w:hAnsi="Times New Roman"/>
+          <w:color w:val="000000" w:themeColor="text1"/>
           <w:sz w:val="36"/>
           <w:szCs w:val="36"/>
         </w:rPr>
         <w:t xml:space="preserve"> O sistema de avaliação de uma disciplina tem três provas com pesos diferentes. A primeira tem peso 2, a segunda tem peso 3, e a terceira tem peso 5. Crie um programa para calcular a média final de um aluno e mostrar se ele está APROVADO (nota &gt;= 6) ou REPROVADO (nota &lt; 6).</w:t>
       </w:r>
     </w:p>
-    <w:p xmlns:wp14="http://schemas.microsoft.com/office/word/2010/wordml" wp14:textId="43A63DA5">
-      <w:pPr>
-        <w:pStyle w:val="Normal"/>
-        <w:rPr>
-          <w:rFonts w:ascii="Times New Roman" w:hAnsi="Times New Roman" w:eastAsia="BatangChe"/>
-          <w:color w:val="000000" w:themeColor="text1" w:themeTint="FF" w:themeShade="FF"/>
+    <w:p>
+      <w:pPr>
+        <w:rPr>
+          <w:rFonts w:ascii="Times New Roman" w:eastAsia="BatangChe" w:hAnsi="Times New Roman"/>
+          <w:color w:val="000000" w:themeColor="text1"/>
           <w:sz w:val="36"/>
           <w:szCs w:val="36"/>
         </w:rPr>
       </w:pPr>
       <w:r>
         <w:rPr>
-          <w:rFonts w:ascii="Times New Roman" w:hAnsi="Times New Roman" w:eastAsia="BatangChe"/>
-          <w:color w:val="000000" w:themeColor="text1" w:themeTint="FF" w:themeShade="FF"/>
+          <w:rFonts w:ascii="Times New Roman" w:eastAsia="BatangChe" w:hAnsi="Times New Roman"/>
+          <w:color w:val="000000" w:themeColor="text1"/>
           <w:sz w:val="36"/>
           <w:szCs w:val="36"/>
         </w:rPr>
@@ -954,8 +914,8 @@
       </w:r>
       <w:r>
         <w:rPr>
-          <w:rFonts w:ascii="Times New Roman" w:hAnsi="Times New Roman" w:eastAsia="BatangChe"/>
-          <w:color w:val="000000" w:themeColor="text1" w:themeTint="FF" w:themeShade="FF"/>
+          <w:rFonts w:ascii="Times New Roman" w:eastAsia="BatangChe" w:hAnsi="Times New Roman"/>
+          <w:color w:val="000000" w:themeColor="text1"/>
           <w:sz w:val="36"/>
           <w:szCs w:val="36"/>
         </w:rPr>
@@ -966,8 +926,8 @@
       </w:r>
       <w:r>
         <w:rPr>
-          <w:rFonts w:ascii="Times New Roman" w:hAnsi="Times New Roman" w:eastAsia="BatangChe"/>
-          <w:color w:val="000000" w:themeColor="text1" w:themeTint="FF" w:themeShade="FF"/>
+          <w:rFonts w:ascii="Times New Roman" w:eastAsia="BatangChe" w:hAnsi="Times New Roman"/>
+          <w:color w:val="000000" w:themeColor="text1"/>
           <w:sz w:val="36"/>
           <w:szCs w:val="36"/>
         </w:rPr>
@@ -978,8 +938,8 @@
       </w:r>
       <w:r>
         <w:rPr>
-          <w:rFonts w:ascii="Times New Roman" w:hAnsi="Times New Roman" w:eastAsia="BatangChe"/>
-          <w:color w:val="000000" w:themeColor="text1" w:themeTint="FF" w:themeShade="FF"/>
+          <w:rFonts w:ascii="Times New Roman" w:eastAsia="BatangChe" w:hAnsi="Times New Roman"/>
+          <w:color w:val="000000" w:themeColor="text1"/>
           <w:sz w:val="36"/>
           <w:szCs w:val="36"/>
         </w:rPr>
@@ -990,49 +950,49 @@
       </w:r>
       <w:r>
         <w:rPr>
-          <w:rFonts w:ascii="Times New Roman" w:hAnsi="Times New Roman" w:eastAsia="BatangChe"/>
-          <w:color w:val="000000" w:themeColor="text1" w:themeTint="FF" w:themeShade="FF"/>
+          <w:rFonts w:ascii="Times New Roman" w:eastAsia="BatangChe" w:hAnsi="Times New Roman"/>
+          <w:color w:val="000000" w:themeColor="text1"/>
           <w:sz w:val="36"/>
           <w:szCs w:val="36"/>
         </w:rPr>
         <w:t xml:space="preserve"> Aprovado</w:t>
       </w:r>
     </w:p>
-    <w:p xmlns:wp14="http://schemas.microsoft.com/office/word/2010/wordml" wp14:textId="35A0D9D7">
-      <w:pPr>
-        <w:rPr>
-          <w:rFonts w:ascii="Times New Roman" w:hAnsi="Times New Roman" w:eastAsia="BatangChe"/>
-          <w:color w:val="000000" w:themeColor="text1" w:themeTint="FF" w:themeShade="FF"/>
-          <w:sz w:val="72"/>
-          <w:szCs w:val="72"/>
-        </w:rPr>
-      </w:pPr>
-    </w:p>
-    <w:p xmlns:wp14="http://schemas.microsoft.com/office/word/2010/wordml" wp14:textId="5D3D6DF7">
-      <w:pPr>
-        <w:pStyle w:val="Normal"/>
-        <w:rPr>
-          <w:sz w:val="40"/>
-          <w:szCs w:val="40"/>
-        </w:rPr>
-      </w:pPr>
-      <w:r>
-        <w:rPr>
-          <w:rFonts w:ascii="Times New Roman" w:hAnsi="Times New Roman" w:eastAsia="BatangChe"/>
-          <w:b w:val="1"/>
-          <w:bCs w:val="1"/>
-          <w:color w:val="1F497D" w:themeColor="text2" w:themeTint="FF" w:themeShade="FF"/>
-          <w:sz w:val="72"/>
-          <w:szCs w:val="72"/>
-        </w:rPr>
+    <w:p>
+      <w:pPr>
+        <w:rPr>
+          <w:rFonts w:ascii="Times New Roman" w:eastAsia="BatangChe" w:hAnsi="Times New Roman"/>
+          <w:color w:val="000000" w:themeColor="text1"/>
+          <w:sz w:val="72"/>
+          <w:szCs w:val="72"/>
+        </w:rPr>
+      </w:pPr>
+    </w:p>
+    <w:p>
+      <w:pPr>
+        <w:rPr>
+          <w:sz w:val="40"/>
+          <w:szCs w:val="40"/>
+        </w:rPr>
+      </w:pPr>
+      <w:r>
+        <w:rPr>
+          <w:rFonts w:ascii="Times New Roman" w:eastAsia="BatangChe" w:hAnsi="Times New Roman"/>
+          <w:b/>
+          <w:bCs/>
+          <w:color w:val="1F497D" w:themeColor="text2"/>
+          <w:sz w:val="72"/>
+          <w:szCs w:val="72"/>
+        </w:rPr>
+        <w:lastRenderedPageBreak/>
         <w:t>Exercício 8:</w:t>
       </w:r>
       <w:r>
         <w:rPr>
-          <w:rFonts w:ascii="Times New Roman" w:hAnsi="Times New Roman" w:eastAsia="BatangChe"/>
-          <w:b w:val="1"/>
-          <w:bCs w:val="1"/>
-          <w:color w:val="1F497D" w:themeColor="text2" w:themeTint="FF" w:themeShade="FF"/>
+          <w:rFonts w:ascii="Times New Roman" w:eastAsia="BatangChe" w:hAnsi="Times New Roman"/>
+          <w:b/>
+          <w:bCs/>
+          <w:color w:val="1F497D" w:themeColor="text2"/>
           <w:sz w:val="72"/>
           <w:szCs w:val="72"/>
         </w:rPr>
@@ -1040,10 +1000,10 @@
       </w:r>
       <w:r>
         <w:rPr>
-          <w:rFonts w:ascii="Times New Roman" w:hAnsi="Times New Roman" w:eastAsia="BatangChe"/>
-          <w:b w:val="1"/>
-          <w:bCs w:val="1"/>
-          <w:color w:val="1F497D" w:themeColor="text2" w:themeTint="FF" w:themeShade="FF"/>
+          <w:rFonts w:ascii="Times New Roman" w:eastAsia="BatangChe" w:hAnsi="Times New Roman"/>
+          <w:b/>
+          <w:bCs/>
+          <w:color w:val="1F497D" w:themeColor="text2"/>
           <w:sz w:val="72"/>
           <w:szCs w:val="72"/>
         </w:rPr>
@@ -1051,77 +1011,62 @@
       </w:r>
       <w:r>
         <w:rPr>
-          <w:rFonts w:ascii="Times New Roman" w:hAnsi="Times New Roman" w:eastAsia="BatangChe"/>
-          <w:b w:val="1"/>
-          <w:bCs w:val="1"/>
-          <w:color w:val="1F497D" w:themeColor="text2" w:themeTint="FF" w:themeShade="FF"/>
-          <w:sz w:val="72"/>
-          <w:szCs w:val="72"/>
-        </w:rPr>
-        <w:t xml:space="preserve"> Notas e informar notas iguais ou acima da </w:t>
-      </w:r>
-      <w:r>
-        <w:rPr>
-          <w:rFonts w:ascii="Times New Roman" w:hAnsi="Times New Roman" w:eastAsia="BatangChe"/>
-          <w:b w:val="1"/>
-          <w:bCs w:val="1"/>
-          <w:color w:val="1F497D" w:themeColor="text2" w:themeTint="FF" w:themeShade="FF"/>
-          <w:sz w:val="72"/>
-          <w:szCs w:val="72"/>
-        </w:rPr>
-        <w:t>media</w:t>
-      </w:r>
-      <w:r>
-        <w:rPr>
-          <w:color w:val="1F497D" w:themeColor="text2" w:themeTint="FF" w:themeShade="FF"/>
+          <w:rFonts w:ascii="Times New Roman" w:eastAsia="BatangChe" w:hAnsi="Times New Roman"/>
+          <w:b/>
+          <w:bCs/>
+          <w:color w:val="1F497D" w:themeColor="text2"/>
+          <w:sz w:val="72"/>
+          <w:szCs w:val="72"/>
+        </w:rPr>
+        <w:t xml:space="preserve"> Notas e informar notas iguais ou acima da media</w:t>
+      </w:r>
+      <w:r>
+        <w:rPr>
+          <w:color w:val="1F497D" w:themeColor="text2"/>
           <w:sz w:val="72"/>
           <w:szCs w:val="72"/>
         </w:rPr>
         <w:t xml:space="preserve"> </w:t>
       </w:r>
     </w:p>
-    <w:p xmlns:wp14="http://schemas.microsoft.com/office/word/2010/wordml" wp14:textId="7B6826A4">
-      <w:pPr>
-        <w:pStyle w:val="Normal"/>
-        <w:rPr>
-          <w:rFonts w:ascii="Times New Roman" w:hAnsi="Times New Roman" w:eastAsia="Times New Roman" w:cs="Times New Roman"/>
-          <w:color w:val="000000" w:themeColor="text1" w:themeTint="FF" w:themeShade="FF"/>
-          <w:sz w:val="40"/>
-          <w:szCs w:val="40"/>
-        </w:rPr>
-      </w:pPr>
-      <w:r>
-        <w:rPr>
-          <w:rFonts w:ascii="Times New Roman" w:hAnsi="Times New Roman" w:eastAsia="Times New Roman" w:cs="Times New Roman"/>
-          <w:color w:val="000000" w:themeColor="text1" w:themeTint="FF" w:themeShade="FF"/>
+    <w:p>
+      <w:pPr>
+        <w:rPr>
+          <w:rFonts w:ascii="Times New Roman" w:eastAsia="Times New Roman" w:hAnsi="Times New Roman" w:cs="Times New Roman"/>
+          <w:color w:val="000000" w:themeColor="text1"/>
+          <w:sz w:val="40"/>
+          <w:szCs w:val="40"/>
+        </w:rPr>
+      </w:pPr>
+      <w:r>
+        <w:rPr>
+          <w:rFonts w:ascii="Times New Roman" w:eastAsia="Times New Roman" w:hAnsi="Times New Roman" w:cs="Times New Roman"/>
+          <w:color w:val="000000" w:themeColor="text1"/>
           <w:sz w:val="40"/>
           <w:szCs w:val="40"/>
         </w:rPr>
         <w:t>Enunciado:</w:t>
       </w:r>
     </w:p>
-    <w:p xmlns:wp14="http://schemas.microsoft.com/office/word/2010/wordml" wp14:textId="34E5A13A">
-      <w:pPr>
-        <w:pStyle w:val="Normal"/>
-        <w:rPr>
-          <w:rFonts w:ascii="Times New Roman" w:hAnsi="Times New Roman" w:eastAsia="Times New Roman" w:cs="Times New Roman"/>
-          <w:sz w:val="40"/>
-          <w:szCs w:val="40"/>
-        </w:rPr>
-      </w:pPr>
-      <w:r>
-        <w:rPr>
-          <w:rFonts w:ascii="Times New Roman" w:hAnsi="Times New Roman" w:eastAsia="Times New Roman" w:cs="Times New Roman"/>
-          <w:noProof w:val="0"/>
-          <w:sz w:val="40"/>
-          <w:szCs w:val="40"/>
-          <w:lang w:val="pt-PT"/>
+    <w:p>
+      <w:pPr>
+        <w:rPr>
+          <w:rFonts w:ascii="Times New Roman" w:eastAsia="Times New Roman" w:hAnsi="Times New Roman" w:cs="Times New Roman"/>
+          <w:sz w:val="40"/>
+          <w:szCs w:val="40"/>
+        </w:rPr>
+      </w:pPr>
+      <w:r>
+        <w:rPr>
+          <w:rFonts w:ascii="Times New Roman" w:eastAsia="Times New Roman" w:hAnsi="Times New Roman" w:cs="Times New Roman"/>
+          <w:sz w:val="40"/>
+          <w:szCs w:val="40"/>
         </w:rPr>
         <w:t>Crie um programa que leia a nota de 10 alunos (notas de 0 a 20), calcule a média das notas e mostre a média. Além disso, informe quantos alunos ficaram com a nota igual ou acima da média</w:t>
       </w:r>
       <w:r>
         <w:rPr>
-          <w:rFonts w:ascii="Times New Roman" w:hAnsi="Times New Roman" w:eastAsia="Times New Roman" w:cs="Times New Roman"/>
+          <w:rFonts w:ascii="Times New Roman" w:eastAsia="Times New Roman" w:hAnsi="Times New Roman" w:cs="Times New Roman"/>
           <w:sz w:val="40"/>
           <w:szCs w:val="40"/>
         </w:rPr>
@@ -1129,64 +1074,67 @@
       </w:r>
       <w:r>
         <w:rPr>
-          <w:rFonts w:ascii="Times New Roman" w:hAnsi="Times New Roman" w:eastAsia="Times New Roman" w:cs="Times New Roman"/>
+          <w:rFonts w:ascii="Times New Roman" w:eastAsia="Times New Roman" w:hAnsi="Times New Roman" w:cs="Times New Roman"/>
           <w:sz w:val="40"/>
           <w:szCs w:val="40"/>
         </w:rPr>
         <w:t xml:space="preserve"> </w:t>
       </w:r>
     </w:p>
-    <w:p xmlns:wp14="http://schemas.microsoft.com/office/word/2010/wordml" wp14:textId="77777777">
-      <w:pPr>
-        <w:rPr>
-          <w:sz w:val="72"/>
-          <w:szCs w:val="72"/>
-        </w:rPr>
-      </w:pPr>
-    </w:p>
-    <w:p xmlns:wp14="http://schemas.microsoft.com/office/word/2010/wordml" wp14:textId="77777777">
-      <w:pPr>
-        <w:rPr>
-          <w:sz w:val="72"/>
-          <w:szCs w:val="72"/>
-        </w:rPr>
-      </w:pPr>
-    </w:p>
-    <w:p>
-      <w:pPr>
-        <w:rPr>
-          <w:sz w:val="72"/>
-          <w:szCs w:val="72"/>
-        </w:rPr>
-      </w:pPr>
-    </w:p>
-    <w:p>
-      <w:pPr>
-        <w:rPr>
-          <w:color w:val="1F497D" w:themeColor="text2" w:themeTint="FF" w:themeShade="FF"/>
-          <w:sz w:val="72"/>
-          <w:szCs w:val="72"/>
-        </w:rPr>
-      </w:pPr>
-      <w:r>
-        <w:rPr>
-          <w:color w:val="1F497D" w:themeColor="text2" w:themeTint="FF" w:themeShade="FF"/>
-          <w:sz w:val="72"/>
-          <w:szCs w:val="72"/>
-        </w:rPr>
+    <w:p>
+      <w:pPr>
+        <w:rPr>
+          <w:sz w:val="72"/>
+          <w:szCs w:val="72"/>
+        </w:rPr>
+      </w:pPr>
+    </w:p>
+    <w:p>
+      <w:pPr>
+        <w:rPr>
+          <w:sz w:val="72"/>
+          <w:szCs w:val="72"/>
+        </w:rPr>
+      </w:pPr>
+    </w:p>
+    <w:p>
+      <w:pPr>
+        <w:rPr>
+          <w:sz w:val="72"/>
+          <w:szCs w:val="72"/>
+        </w:rPr>
+      </w:pPr>
+    </w:p>
+    <w:p>
+      <w:pPr>
+        <w:rPr>
+          <w:color w:val="1F497D" w:themeColor="text2"/>
+          <w:sz w:val="72"/>
+          <w:szCs w:val="72"/>
+        </w:rPr>
+      </w:pPr>
+      <w:r>
+        <w:rPr>
+          <w:color w:val="1F497D" w:themeColor="text2"/>
+          <w:sz w:val="72"/>
+          <w:szCs w:val="72"/>
+        </w:rPr>
+        <w:lastRenderedPageBreak/>
         <w:t xml:space="preserve">Exercício </w:t>
       </w:r>
-      <w:r>
-        <w:rPr>
-          <w:color w:val="1F497D" w:themeColor="text2" w:themeTint="FF" w:themeShade="FF"/>
+      <w:proofErr w:type="spellStart"/>
+      <w:r>
+        <w:rPr>
+          <w:color w:val="1F497D" w:themeColor="text2"/>
           <w:sz w:val="72"/>
           <w:szCs w:val="72"/>
         </w:rPr>
         <w:t>Switch</w:t>
       </w:r>
-      <w:r>
-        <w:rPr>
-          <w:color w:val="1F497D" w:themeColor="text2" w:themeTint="FF" w:themeShade="FF"/>
+      <w:proofErr w:type="spellEnd"/>
+      <w:r>
+        <w:rPr>
+          <w:color w:val="1F497D" w:themeColor="text2"/>
           <w:sz w:val="72"/>
           <w:szCs w:val="72"/>
         </w:rPr>
@@ -1195,7 +1143,6 @@
     </w:p>
     <w:p>
       <w:pPr>
-        <w:pStyle w:val="Normal"/>
         <w:rPr>
           <w:sz w:val="40"/>
           <w:szCs w:val="40"/>
@@ -1221,7 +1168,6 @@
     </w:p>
     <w:p>
       <w:pPr>
-        <w:pStyle w:val="Normal"/>
         <w:rPr>
           <w:sz w:val="40"/>
           <w:szCs w:val="40"/>
@@ -1263,57 +1209,46 @@
         </w:rPr>
       </w:pPr>
     </w:p>
-    <w:p xmlns:wp14="http://schemas.microsoft.com/office/word/2010/wordml" wp14:textId="77777777">
-      <w:pPr>
-        <w:rPr>
-          <w:sz w:val="72"/>
-          <w:szCs w:val="72"/>
-        </w:rPr>
-      </w:pPr>
-    </w:p>
-    <w:p xmlns:wp14="http://schemas.microsoft.com/office/word/2010/wordml" wp14:textId="77777777">
-      <w:pPr>
-        <w:rPr>
-          <w:sz w:val="72"/>
-          <w:szCs w:val="72"/>
-        </w:rPr>
-      </w:pPr>
-    </w:p>
-    <w:p>
-      <w:pPr>
-        <w:pStyle w:val="Normal"/>
-        <w:rPr>
-          <w:b w:val="1"/>
-          <w:bCs w:val="1"/>
-          <w:color w:val="1F497D" w:themeColor="text2" w:themeTint="FF" w:themeShade="FF"/>
-          <w:sz w:val="72"/>
-          <w:szCs w:val="72"/>
-        </w:rPr>
-      </w:pPr>
-      <w:r>
-        <w:rPr>
-          <w:b w:val="1"/>
-          <w:bCs w:val="1"/>
-          <w:color w:val="1F497D" w:themeColor="text2" w:themeTint="FF" w:themeShade="FF"/>
-          <w:sz w:val="72"/>
-          <w:szCs w:val="72"/>
-        </w:rPr>
-        <w:t>Exercício Loop</w:t>
-      </w:r>
-      <w:r>
-        <w:rPr>
-          <w:b w:val="1"/>
-          <w:bCs w:val="1"/>
-          <w:color w:val="1F497D" w:themeColor="text2" w:themeTint="FF" w:themeShade="FF"/>
-          <w:sz w:val="72"/>
-          <w:szCs w:val="72"/>
-        </w:rPr>
-        <w:t>: Identificar Números Pares e Ímpares</w:t>
-      </w:r>
-    </w:p>
-    <w:p>
-      <w:pPr>
-        <w:pStyle w:val="Normal"/>
+    <w:p>
+      <w:pPr>
+        <w:rPr>
+          <w:sz w:val="72"/>
+          <w:szCs w:val="72"/>
+        </w:rPr>
+      </w:pPr>
+    </w:p>
+    <w:p>
+      <w:pPr>
+        <w:rPr>
+          <w:sz w:val="72"/>
+          <w:szCs w:val="72"/>
+        </w:rPr>
+      </w:pPr>
+    </w:p>
+    <w:p>
+      <w:pPr>
+        <w:rPr>
+          <w:b/>
+          <w:bCs/>
+          <w:color w:val="1F497D" w:themeColor="text2"/>
+          <w:sz w:val="72"/>
+          <w:szCs w:val="72"/>
+        </w:rPr>
+      </w:pPr>
+      <w:r>
+        <w:rPr>
+          <w:b/>
+          <w:bCs/>
+          <w:color w:val="1F497D" w:themeColor="text2"/>
+          <w:sz w:val="72"/>
+          <w:szCs w:val="72"/>
+        </w:rPr>
+        <w:lastRenderedPageBreak/>
+        <w:t>Exercício Loop: Identificar Números Pares e Ímpares</w:t>
+      </w:r>
+    </w:p>
+    <w:p>
+      <w:pPr>
         <w:rPr>
           <w:sz w:val="40"/>
           <w:szCs w:val="40"/>
@@ -1339,7 +1274,6 @@
     </w:p>
     <w:p>
       <w:pPr>
-        <w:pStyle w:val="Normal"/>
         <w:rPr>
           <w:sz w:val="40"/>
           <w:szCs w:val="40"/>
@@ -1411,209 +1345,245 @@
 </w:document>
 </file>
 
-<file path=word/styles.xml><?xml version="1.0" encoding="utf-8"?>
-<w:styles xmlns:wp14="http://schemas.microsoft.com/office/word/2010/wordprocessingDrawing" xmlns:mc="http://schemas.openxmlformats.org/markup-compatibility/2006" xmlns:r="http://schemas.openxmlformats.org/officeDocument/2006/relationships" xmlns:w="http://schemas.openxmlformats.org/wordprocessingml/2006/main" xmlns:w14="http://schemas.microsoft.com/office/word/2010/wordml" mc:Ignorable="w14 wp14">
-  <w:docDefaults>
-    <w:rPrDefault>
+<file path=word/numbering.xml><?xml version="1.0" encoding="utf-8"?>
+<w:numbering xmlns:wpc="http://schemas.microsoft.com/office/word/2010/wordprocessingCanvas" xmlns:cx="http://schemas.microsoft.com/office/drawing/2014/chartex" xmlns:cx1="http://schemas.microsoft.com/office/drawing/2015/9/8/chartex" xmlns:cx2="http://schemas.microsoft.com/office/drawing/2015/10/21/chartex" xmlns:cx3="http://schemas.microsoft.com/office/drawing/2016/5/9/chartex" xmlns:cx4="http://schemas.microsoft.com/office/drawing/2016/5/10/chartex" xmlns:cx5="http://schemas.microsoft.com/office/drawing/2016/5/11/chartex" xmlns:cx6="http://schemas.microsoft.com/office/drawing/2016/5/12/chartex" xmlns:cx7="http://schemas.microsoft.com/office/drawing/2016/5/13/chartex" xmlns:cx8="http://schemas.microsoft.com/office/drawing/2016/5/14/chartex" xmlns:mc="http://schemas.openxmlformats.org/markup-compatibility/2006" xmlns:aink="http://schemas.microsoft.com/office/drawing/2016/ink" xmlns:am3d="http://schemas.microsoft.com/office/drawing/2017/model3d" xmlns:o="urn:schemas-microsoft-com:office:office" xmlns:oel="http://schemas.microsoft.com/office/2019/extlst" xmlns:r="http://schemas.openxmlformats.org/officeDocument/2006/relationships" xmlns:m="http://schemas.openxmlformats.org/officeDocument/2006/math" xmlns:v="urn:schemas-microsoft-com:vml" xmlns:wp14="http://schemas.microsoft.com/office/word/2010/wordprocessingDrawing" xmlns:wp="http://schemas.openxmlformats.org/drawingml/2006/wordprocessingDrawing" xmlns:w10="urn:schemas-microsoft-com:office:word" xmlns:w="http://schemas.openxmlformats.org/wordprocessingml/2006/main" xmlns:w14="http://schemas.microsoft.com/office/word/2010/wordml" xmlns:w15="http://schemas.microsoft.com/office/word/2012/wordml" xmlns:w16cex="http://schemas.microsoft.com/office/word/2018/wordml/cex" xmlns:w16cid="http://schemas.microsoft.com/office/word/2016/wordml/cid" xmlns:w16="http://schemas.microsoft.com/office/word/2018/wordml" xmlns:w16du="http://schemas.microsoft.com/office/word/2023/wordml/word16du" xmlns:w16sdtdh="http://schemas.microsoft.com/office/word/2020/wordml/sdtdatahash" xmlns:w16sdtfl="http://schemas.microsoft.com/office/word/2024/wordml/sdtformatlock" xmlns:w16se="http://schemas.microsoft.com/office/word/2015/wordml/symex" xmlns:wpg="http://schemas.microsoft.com/office/word/2010/wordprocessingGroup" xmlns:wpi="http://schemas.microsoft.com/office/word/2010/wordprocessingInk" xmlns:wne="http://schemas.microsoft.com/office/word/2006/wordml" xmlns:wps="http://schemas.microsoft.com/office/word/2010/wordprocessingShape" mc:Ignorable="w14 w15 w16se w16cid w16 w16cex w16sdtdh w16sdtfl w16du wp14">
+  <w:abstractNum w:abstractNumId="0" w15:restartNumberingAfterBreak="0">
+    <w:nsid w:val="154778E0"/>
+    <w:multiLevelType w:val="hybridMultilevel"/>
+    <w:tmpl w:val="EDCC60DC"/>
+    <w:lvl w:ilvl="0" w:tplc="08160001">
+      <w:start w:val="1"/>
+      <w:numFmt w:val="bullet"/>
+      <w:lvlText w:val=""/>
+      <w:lvlJc w:val="left"/>
+      <w:pPr>
+        <w:ind w:left="720" w:hanging="360"/>
+      </w:pPr>
       <w:rPr>
-        <w:rFonts w:asciiTheme="minorHAnsi" w:hAnsiTheme="minorHAnsi" w:eastAsiaTheme="minorHAnsi" w:cstheme="minorBidi"/>
-        <w:sz w:val="22"/>
-        <w:szCs w:val="22"/>
-        <w:lang w:val="pt-PT" w:eastAsia="en-US" w:bidi="ar-SA"/>
+        <w:rFonts w:ascii="Symbol" w:hAnsi="Symbol" w:hint="default"/>
       </w:rPr>
-    </w:rPrDefault>
-    <w:pPrDefault>
-      <w:pPr>
-        <w:spacing w:after="200" w:line="276" w:lineRule="auto"/>
-      </w:pPr>
-    </w:pPrDefault>
-  </w:docDefaults>
-  <w:latentStyles w:defLockedState="0" w:defUIPriority="99" w:defSemiHidden="1" w:defUnhideWhenUsed="1" w:defQFormat="0" w:count="267">
-    <w:lsdException w:name="Normal" w:uiPriority="0" w:semiHidden="0" w:unhideWhenUsed="0" w:qFormat="1"/>
-    <w:lsdException w:name="heading 1" w:uiPriority="9" w:semiHidden="0" w:unhideWhenUsed="0" w:qFormat="1"/>
-    <w:lsdException w:name="heading 2" w:uiPriority="9" w:qFormat="1"/>
-    <w:lsdException w:name="heading 3" w:uiPriority="9" w:qFormat="1"/>
-    <w:lsdException w:name="heading 4" w:uiPriority="9" w:qFormat="1"/>
-    <w:lsdException w:name="heading 5" w:uiPriority="9" w:qFormat="1"/>
-    <w:lsdException w:name="heading 6" w:uiPriority="9" w:qFormat="1"/>
-    <w:lsdException w:name="heading 7" w:uiPriority="9" w:qFormat="1"/>
-    <w:lsdException w:name="heading 8" w:uiPriority="9" w:qFormat="1"/>
-    <w:lsdException w:name="heading 9" w:uiPriority="9" w:qFormat="1"/>
-    <w:lsdException w:name="toc 1" w:uiPriority="39"/>
-    <w:lsdException w:name="toc 2" w:uiPriority="39"/>
-    <w:lsdException w:name="toc 3" w:uiPriority="39"/>
-    <w:lsdException w:name="toc 4" w:uiPriority="39"/>
-    <w:lsdException w:name="toc 5" w:uiPriority="39"/>
-    <w:lsdException w:name="toc 6" w:uiPriority="39"/>
-    <w:lsdException w:name="toc 7" w:uiPriority="39"/>
-    <w:lsdException w:name="toc 8" w:uiPriority="39"/>
-    <w:lsdException w:name="toc 9" w:uiPriority="39"/>
-    <w:lsdException w:name="caption" w:uiPriority="35" w:qFormat="1"/>
-    <w:lsdException w:name="Title" w:uiPriority="10" w:semiHidden="0" w:unhideWhenUsed="0" w:qFormat="1"/>
-    <w:lsdException w:name="Default Paragraph Font" w:uiPriority="1"/>
-    <w:lsdException w:name="Subtitle" w:uiPriority="11" w:semiHidden="0" w:unhideWhenUsed="0" w:qFormat="1"/>
-    <w:lsdException w:name="Strong" w:uiPriority="22" w:semiHidden="0" w:unhideWhenUsed="0" w:qFormat="1"/>
-    <w:lsdException w:name="Emphasis" w:uiPriority="20" w:semiHidden="0" w:unhideWhenUsed="0" w:qFormat="1"/>
-    <w:lsdException w:name="Table Grid" w:uiPriority="59" w:semiHidden="0" w:unhideWhenUsed="0"/>
-    <w:lsdException w:name="Placeholder Text" w:unhideWhenUsed="0"/>
-    <w:lsdException w:name="No Spacing" w:uiPriority="1" w:semiHidden="0" w:unhideWhenUsed="0" w:qFormat="1"/>
-    <w:lsdException w:name="Light Shading" w:uiPriority="60" w:semiHidden="0" w:unhideWhenUsed="0"/>
-    <w:lsdException w:name="Light List" w:uiPriority="61" w:semiHidden="0" w:unhideWhenUsed="0"/>
-    <w:lsdException w:name="Light Grid" w:uiPriority="62" w:semiHidden="0" w:unhideWhenUsed="0"/>
-    <w:lsdException w:name="Medium Shading 1" w:uiPriority="63" w:semiHidden="0" w:unhideWhenUsed="0"/>
-    <w:lsdException w:name="Medium Shading 2" w:uiPriority="64" w:semiHidden="0" w:unhideWhenUsed="0"/>
-    <w:lsdException w:name="Medium List 1" w:uiPriority="65" w:semiHidden="0" w:unhideWhenUsed="0"/>
-    <w:lsdException w:name="Medium List 2" w:uiPriority="66" w:semiHidden="0" w:unhideWhenUsed="0"/>
-    <w:lsdException w:name="Medium Grid 1" w:uiPriority="67" w:semiHidden="0" w:unhideWhenUsed="0"/>
-    <w:lsdException w:name="Medium Grid 2" w:uiPriority="68" w:semiHidden="0" w:unhideWhenUsed="0"/>
-    <w:lsdException w:name="Medium Grid 3" w:uiPriority="69" w:semiHidden="0" w:unhideWhenUsed="0"/>
-    <w:lsdException w:name="Dark List" w:uiPriority="70" w:semiHidden="0" w:unhideWhenUsed="0"/>
-    <w:lsdException w:name="Colorful Shading" w:uiPriority="71" w:semiHidden="0" w:unhideWhenUsed="0"/>
-    <w:lsdException w:name="Colorful List" w:uiPriority="72" w:semiHidden="0" w:unhideWhenUsed="0"/>
-    <w:lsdException w:name="Colorful Grid" w:uiPriority="73" w:semiHidden="0" w:unhideWhenUsed="0"/>
-    <w:lsdException w:name="Light Shading Accent 1" w:uiPriority="60" w:semiHidden="0" w:unhideWhenUsed="0"/>
-    <w:lsdException w:name="Light List Accent 1" w:uiPriority="61" w:semiHidden="0" w:unhideWhenUsed="0"/>
-    <w:lsdException w:name="Light Grid Accent 1" w:uiPriority="62" w:semiHidden="0" w:unhideWhenUsed="0"/>
-    <w:lsdException w:name="Medium Shading 1 Accent 1" w:uiPriority="63" w:semiHidden="0" w:unhideWhenUsed="0"/>
-    <w:lsdException w:name="Medium Shading 2 Accent 1" w:uiPriority="64" w:semiHidden="0" w:unhideWhenUsed="0"/>
-    <w:lsdException w:name="Medium List 1 Accent 1" w:uiPriority="65" w:semiHidden="0" w:unhideWhenUsed="0"/>
-    <w:lsdException w:name="Revision" w:unhideWhenUsed="0"/>
-    <w:lsdException w:name="List Paragraph" w:uiPriority="34" w:semiHidden="0" w:unhideWhenUsed="0" w:qFormat="1"/>
-    <w:lsdException w:name="Quote" w:uiPriority="29" w:semiHidden="0" w:unhideWhenUsed="0" w:qFormat="1"/>
-    <w:lsdException w:name="Intense Quote" w:uiPriority="30" w:semiHidden="0" w:unhideWhenUsed="0" w:qFormat="1"/>
-    <w:lsdException w:name="Medium List 2 Accent 1" w:uiPriority="66" w:semiHidden="0" w:unhideWhenUsed="0"/>
-    <w:lsdException w:name="Medium Grid 1 Accent 1" w:uiPriority="67" w:semiHidden="0" w:unhideWhenUsed="0"/>
-    <w:lsdException w:name="Medium Grid 2 Accent 1" w:uiPriority="68" w:semiHidden="0" w:unhideWhenUsed="0"/>
-    <w:lsdException w:name="Medium Grid 3 Accent 1" w:uiPriority="69" w:semiHidden="0" w:unhideWhenUsed="0"/>
-    <w:lsdException w:name="Dark List Accent 1" w:uiPriority="70" w:semiHidden="0" w:unhideWhenUsed="0"/>
-    <w:lsdException w:name="Colorful Shading Accent 1" w:uiPriority="71" w:semiHidden="0" w:unhideWhenUsed="0"/>
-    <w:lsdException w:name="Colorful List Accent 1" w:uiPriority="72" w:semiHidden="0" w:unhideWhenUsed="0"/>
-    <w:lsdException w:name="Colorful Grid Accent 1" w:uiPriority="73" w:semiHidden="0" w:unhideWhenUsed="0"/>
-    <w:lsdException w:name="Light Shading Accent 2" w:uiPriority="60" w:semiHidden="0" w:unhideWhenUsed="0"/>
-    <w:lsdException w:name="Light List Accent 2" w:uiPriority="61" w:semiHidden="0" w:unhideWhenUsed="0"/>
-    <w:lsdException w:name="Light Grid Accent 2" w:uiPriority="62" w:semiHidden="0" w:unhideWhenUsed="0"/>
-    <w:lsdException w:name="Medium Shading 1 Accent 2" w:uiPriority="63" w:semiHidden="0" w:unhideWhenUsed="0"/>
-    <w:lsdException w:name="Medium Shading 2 Accent 2" w:uiPriority="64" w:semiHidden="0" w:unhideWhenUsed="0"/>
-    <w:lsdException w:name="Medium List 1 Accent 2" w:uiPriority="65" w:semiHidden="0" w:unhideWhenUsed="0"/>
-    <w:lsdException w:name="Medium List 2 Accent 2" w:uiPriority="66" w:semiHidden="0" w:unhideWhenUsed="0"/>
-    <w:lsdException w:name="Medium Grid 1 Accent 2" w:uiPriority="67" w:semiHidden="0" w:unhideWhenUsed="0"/>
-    <w:lsdException w:name="Medium Grid 2 Accent 2" w:uiPriority="68" w:semiHidden="0" w:unhideWhenUsed="0"/>
-    <w:lsdException w:name="Medium Grid 3 Accent 2" w:uiPriority="69" w:semiHidden="0" w:unhideWhenUsed="0"/>
-    <w:lsdException w:name="Dark List Accent 2" w:uiPriority="70" w:semiHidden="0" w:unhideWhenUsed="0"/>
-    <w:lsdException w:name="Colorful Shading Accent 2" w:uiPriority="71" w:semiHidden="0" w:unhideWhenUsed="0"/>
-    <w:lsdException w:name="Colorful List Accent 2" w:uiPriority="72" w:semiHidden="0" w:unhideWhenUsed="0"/>
-    <w:lsdException w:name="Colorful Grid Accent 2" w:uiPriority="73" w:semiHidden="0" w:unhideWhenUsed="0"/>
-    <w:lsdException w:name="Light Shading Accent 3" w:uiPriority="60" w:semiHidden="0" w:unhideWhenUsed="0"/>
-    <w:lsdException w:name="Light List Accent 3" w:uiPriority="61" w:semiHidden="0" w:unhideWhenUsed="0"/>
-    <w:lsdException w:name="Light Grid Accent 3" w:uiPriority="62" w:semiHidden="0" w:unhideWhenUsed="0"/>
-    <w:lsdException w:name="Medium Shading 1 Accent 3" w:uiPriority="63" w:semiHidden="0" w:unhideWhenUsed="0"/>
-    <w:lsdException w:name="Medium Shading 2 Accent 3" w:uiPriority="64" w:semiHidden="0" w:unhideWhenUsed="0"/>
-    <w:lsdException w:name="Medium List 1 Accent 3" w:uiPriority="65" w:semiHidden="0" w:unhideWhenUsed="0"/>
-    <w:lsdException w:name="Medium List 2 Accent 3" w:uiPriority="66" w:semiHidden="0" w:unhideWhenUsed="0"/>
-    <w:lsdException w:name="Medium Grid 1 Accent 3" w:uiPriority="67" w:semiHidden="0" w:unhideWhenUsed="0"/>
-    <w:lsdException w:name="Medium Grid 2 Accent 3" w:uiPriority="68" w:semiHidden="0" w:unhideWhenUsed="0"/>
-    <w:lsdException w:name="Medium Grid 3 Accent 3" w:uiPriority="69" w:semiHidden="0" w:unhideWhenUsed="0"/>
-    <w:lsdException w:name="Dark List Accent 3" w:uiPriority="70" w:semiHidden="0" w:unhideWhenUsed="0"/>
-    <w:lsdException w:name="Colorful Shading Accent 3" w:uiPriority="71" w:semiHidden="0" w:unhideWhenUsed="0"/>
-    <w:lsdException w:name="Colorful List Accent 3" w:uiPriority="72" w:semiHidden="0" w:unhideWhenUsed="0"/>
-    <w:lsdException w:name="Colorful Grid Accent 3" w:uiPriority="73" w:semiHidden="0" w:unhideWhenUsed="0"/>
-    <w:lsdException w:name="Light Shading Accent 4" w:uiPriority="60" w:semiHidden="0" w:unhideWhenUsed="0"/>
-    <w:lsdException w:name="Light List Accent 4" w:uiPriority="61" w:semiHidden="0" w:unhideWhenUsed="0"/>
-    <w:lsdException w:name="Light Grid Accent 4" w:uiPriority="62" w:semiHidden="0" w:unhideWhenUsed="0"/>
-    <w:lsdException w:name="Medium Shading 1 Accent 4" w:uiPriority="63" w:semiHidden="0" w:unhideWhenUsed="0"/>
-    <w:lsdException w:name="Medium Shading 2 Accent 4" w:uiPriority="64" w:semiHidden="0" w:unhideWhenUsed="0"/>
-    <w:lsdException w:name="Medium List 1 Accent 4" w:uiPriority="65" w:semiHidden="0" w:unhideWhenUsed="0"/>
-    <w:lsdException w:name="Medium List 2 Accent 4" w:uiPriority="66" w:semiHidden="0" w:unhideWhenUsed="0"/>
-    <w:lsdException w:name="Medium Grid 1 Accent 4" w:uiPriority="67" w:semiHidden="0" w:unhideWhenUsed="0"/>
-    <w:lsdException w:name="Medium Grid 2 Accent 4" w:uiPriority="68" w:semiHidden="0" w:unhideWhenUsed="0"/>
-    <w:lsdException w:name="Medium Grid 3 Accent 4" w:uiPriority="69" w:semiHidden="0" w:unhideWhenUsed="0"/>
-    <w:lsdException w:name="Dark List Accent 4" w:uiPriority="70" w:semiHidden="0" w:unhideWhenUsed="0"/>
-    <w:lsdException w:name="Colorful Shading Accent 4" w:uiPriority="71" w:semiHidden="0" w:unhideWhenUsed="0"/>
-    <w:lsdException w:name="Colorful List Accent 4" w:uiPriority="72" w:semiHidden="0" w:unhideWhenUsed="0"/>
-    <w:lsdException w:name="Colorful Grid Accent 4" w:uiPriority="73" w:semiHidden="0" w:unhideWhenUsed="0"/>
-    <w:lsdException w:name="Light Shading Accent 5" w:uiPriority="60" w:semiHidden="0" w:unhideWhenUsed="0"/>
-    <w:lsdException w:name="Light List Accent 5" w:uiPriority="61" w:semiHidden="0" w:unhideWhenUsed="0"/>
-    <w:lsdException w:name="Light Grid Accent 5" w:uiPriority="62" w:semiHidden="0" w:unhideWhenUsed="0"/>
-    <w:lsdException w:name="Medium Shading 1 Accent 5" w:uiPriority="63" w:semiHidden="0" w:unhideWhenUsed="0"/>
-    <w:lsdException w:name="Medium Shading 2 Accent 5" w:uiPriority="64" w:semiHidden="0" w:unhideWhenUsed="0"/>
-    <w:lsdException w:name="Medium List 1 Accent 5" w:uiPriority="65" w:semiHidden="0" w:unhideWhenUsed="0"/>
-    <w:lsdException w:name="Medium List 2 Accent 5" w:uiPriority="66" w:semiHidden="0" w:unhideWhenUsed="0"/>
-    <w:lsdException w:name="Medium Grid 1 Accent 5" w:uiPriority="67" w:semiHidden="0" w:unhideWhenUsed="0"/>
-    <w:lsdException w:name="Medium Grid 2 Accent 5" w:uiPriority="68" w:semiHidden="0" w:unhideWhenUsed="0"/>
-    <w:lsdException w:name="Medium Grid 3 Accent 5" w:uiPriority="69" w:semiHidden="0" w:unhideWhenUsed="0"/>
-    <w:lsdException w:name="Dark List Accent 5" w:uiPriority="70" w:semiHidden="0" w:unhideWhenUsed="0"/>
-    <w:lsdException w:name="Colorful Shading Accent 5" w:uiPriority="71" w:semiHidden="0" w:unhideWhenUsed="0"/>
-    <w:lsdException w:name="Colorful List Accent 5" w:uiPriority="72" w:semiHidden="0" w:unhideWhenUsed="0"/>
-    <w:lsdException w:name="Colorful Grid Accent 5" w:uiPriority="73" w:semiHidden="0" w:unhideWhenUsed="0"/>
-    <w:lsdException w:name="Light Shading Accent 6" w:uiPriority="60" w:semiHidden="0" w:unhideWhenUsed="0"/>
-    <w:lsdException w:name="Light List Accent 6" w:uiPriority="61" w:semiHidden="0" w:unhideWhenUsed="0"/>
-    <w:lsdException w:name="Light Grid Accent 6" w:uiPriority="62" w:semiHidden="0" w:unhideWhenUsed="0"/>
-    <w:lsdException w:name="Medium Shading 1 Accent 6" w:uiPriority="63" w:semiHidden="0" w:unhideWhenUsed="0"/>
-    <w:lsdException w:name="Medium Shading 2 Accent 6" w:uiPriority="64" w:semiHidden="0" w:unhideWhenUsed="0"/>
-    <w:lsdException w:name="Medium List 1 Accent 6" w:uiPriority="65" w:semiHidden="0" w:unhideWhenUsed="0"/>
-    <w:lsdException w:name="Medium List 2 Accent 6" w:uiPriority="66" w:semiHidden="0" w:unhideWhenUsed="0"/>
-    <w:lsdException w:name="Medium Grid 1 Accent 6" w:uiPriority="67" w:semiHidden="0" w:unhideWhenUsed="0"/>
-    <w:lsdException w:name="Medium Grid 2 Accent 6" w:uiPriority="68" w:semiHidden="0" w:unhideWhenUsed="0"/>
-    <w:lsdException w:name="Medium Grid 3 Accent 6" w:uiPriority="69" w:semiHidden="0" w:unhideWhenUsed="0"/>
-    <w:lsdException w:name="Dark List Accent 6" w:uiPriority="70" w:semiHidden="0" w:unhideWhenUsed="0"/>
-    <w:lsdException w:name="Colorful Shading Accent 6" w:uiPriority="71" w:semiHidden="0" w:unhideWhenUsed="0"/>
-    <w:lsdException w:name="Colorful List Accent 6" w:uiPriority="72" w:semiHidden="0" w:unhideWhenUsed="0"/>
-    <w:lsdException w:name="Colorful Grid Accent 6" w:uiPriority="73" w:semiHidden="0" w:unhideWhenUsed="0"/>
-    <w:lsdException w:name="Subtle Emphasis" w:uiPriority="19" w:semiHidden="0" w:unhideWhenUsed="0" w:qFormat="1"/>
-    <w:lsdException w:name="Intense Emphasis" w:uiPriority="21" w:semiHidden="0" w:unhideWhenUsed="0" w:qFormat="1"/>
-    <w:lsdException w:name="Subtle Reference" w:uiPriority="31" w:semiHidden="0" w:unhideWhenUsed="0" w:qFormat="1"/>
-    <w:lsdException w:name="Intense Reference" w:uiPriority="32" w:semiHidden="0" w:unhideWhenUsed="0" w:qFormat="1"/>
-    <w:lsdException w:name="Book Title" w:uiPriority="33" w:semiHidden="0" w:unhideWhenUsed="0" w:qFormat="1"/>
-    <w:lsdException w:name="Bibliography" w:uiPriority="37"/>
-    <w:lsdException w:name="TOC Heading" w:uiPriority="39" w:qFormat="1"/>
-  </w:latentStyles>
-  <w:style w:type="paragraph" w:styleId="Normal" w:default="1">
-    <w:name w:val="Normal"/>
-    <w:qFormat/>
-  </w:style>
-  <w:style w:type="character" w:styleId="Tipodeletrapredefinidodopargrafo" w:default="1">
-    <w:name w:val="Default Paragraph Font"/>
-    <w:uiPriority w:val="1"/>
-    <w:semiHidden/>
-    <w:unhideWhenUsed/>
-  </w:style>
-  <w:style w:type="table" w:styleId="Tabelanormal" w:default="1">
-    <w:name w:val="Normal Table"/>
-    <w:uiPriority w:val="99"/>
-    <w:semiHidden/>
-    <w:unhideWhenUsed/>
-    <w:tblPr>
-      <w:tblInd w:w="0" w:type="dxa"/>
-      <w:tblCellMar>
-        <w:top w:w="0" w:type="dxa"/>
-        <w:left w:w="108" w:type="dxa"/>
-        <w:bottom w:w="0" w:type="dxa"/>
-        <w:right w:w="108" w:type="dxa"/>
-      </w:tblCellMar>
-    </w:tblPr>
-  </w:style>
-  <w:style w:type="numbering" w:styleId="Semlista" w:default="1">
-    <w:name w:val="No List"/>
-    <w:uiPriority w:val="99"/>
-    <w:semiHidden/>
-    <w:unhideWhenUsed/>
-  </w:style>
-  <w:style w:type="character" w:styleId="Hiperligao">
-    <w:name w:val="Hyperlink"/>
-    <w:basedOn w:val="Tipodeletrapredefinidodopargrafo"/>
-    <w:uiPriority w:val="99"/>
-    <w:unhideWhenUsed/>
-    <w:rsid w:val="00F503D2"/>
-    <w:rPr>
-      <w:color w:val="0000FF" w:themeColor="hyperlink"/>
-      <w:u w:val="single"/>
-    </w:rPr>
-  </w:style>
-</w:styles>
+    </w:lvl>
+    <w:lvl w:ilvl="1" w:tplc="08160003" w:tentative="1">
+      <w:start w:val="1"/>
+      <w:numFmt w:val="bullet"/>
+      <w:lvlText w:val="o"/>
+      <w:lvlJc w:val="left"/>
+      <w:pPr>
+        <w:ind w:left="1440" w:hanging="360"/>
+      </w:pPr>
+      <w:rPr>
+        <w:rFonts w:ascii="Courier New" w:hAnsi="Courier New" w:cs="Courier New" w:hint="default"/>
+      </w:rPr>
+    </w:lvl>
+    <w:lvl w:ilvl="2" w:tplc="08160005" w:tentative="1">
+      <w:start w:val="1"/>
+      <w:numFmt w:val="bullet"/>
+      <w:lvlText w:val=""/>
+      <w:lvlJc w:val="left"/>
+      <w:pPr>
+        <w:ind w:left="2160" w:hanging="360"/>
+      </w:pPr>
+      <w:rPr>
+        <w:rFonts w:ascii="Wingdings" w:hAnsi="Wingdings" w:hint="default"/>
+      </w:rPr>
+    </w:lvl>
+    <w:lvl w:ilvl="3" w:tplc="08160001" w:tentative="1">
+      <w:start w:val="1"/>
+      <w:numFmt w:val="bullet"/>
+      <w:lvlText w:val=""/>
+      <w:lvlJc w:val="left"/>
+      <w:pPr>
+        <w:ind w:left="2880" w:hanging="360"/>
+      </w:pPr>
+      <w:rPr>
+        <w:rFonts w:ascii="Symbol" w:hAnsi="Symbol" w:hint="default"/>
+      </w:rPr>
+    </w:lvl>
+    <w:lvl w:ilvl="4" w:tplc="08160003" w:tentative="1">
+      <w:start w:val="1"/>
+      <w:numFmt w:val="bullet"/>
+      <w:lvlText w:val="o"/>
+      <w:lvlJc w:val="left"/>
+      <w:pPr>
+        <w:ind w:left="3600" w:hanging="360"/>
+      </w:pPr>
+      <w:rPr>
+        <w:rFonts w:ascii="Courier New" w:hAnsi="Courier New" w:cs="Courier New" w:hint="default"/>
+      </w:rPr>
+    </w:lvl>
+    <w:lvl w:ilvl="5" w:tplc="08160005" w:tentative="1">
+      <w:start w:val="1"/>
+      <w:numFmt w:val="bullet"/>
+      <w:lvlText w:val=""/>
+      <w:lvlJc w:val="left"/>
+      <w:pPr>
+        <w:ind w:left="4320" w:hanging="360"/>
+      </w:pPr>
+      <w:rPr>
+        <w:rFonts w:ascii="Wingdings" w:hAnsi="Wingdings" w:hint="default"/>
+      </w:rPr>
+    </w:lvl>
+    <w:lvl w:ilvl="6" w:tplc="08160001" w:tentative="1">
+      <w:start w:val="1"/>
+      <w:numFmt w:val="bullet"/>
+      <w:lvlText w:val=""/>
+      <w:lvlJc w:val="left"/>
+      <w:pPr>
+        <w:ind w:left="5040" w:hanging="360"/>
+      </w:pPr>
+      <w:rPr>
+        <w:rFonts w:ascii="Symbol" w:hAnsi="Symbol" w:hint="default"/>
+      </w:rPr>
+    </w:lvl>
+    <w:lvl w:ilvl="7" w:tplc="08160003" w:tentative="1">
+      <w:start w:val="1"/>
+      <w:numFmt w:val="bullet"/>
+      <w:lvlText w:val="o"/>
+      <w:lvlJc w:val="left"/>
+      <w:pPr>
+        <w:ind w:left="5760" w:hanging="360"/>
+      </w:pPr>
+      <w:rPr>
+        <w:rFonts w:ascii="Courier New" w:hAnsi="Courier New" w:cs="Courier New" w:hint="default"/>
+      </w:rPr>
+    </w:lvl>
+    <w:lvl w:ilvl="8" w:tplc="08160005" w:tentative="1">
+      <w:start w:val="1"/>
+      <w:numFmt w:val="bullet"/>
+      <w:lvlText w:val=""/>
+      <w:lvlJc w:val="left"/>
+      <w:pPr>
+        <w:ind w:left="6480" w:hanging="360"/>
+      </w:pPr>
+      <w:rPr>
+        <w:rFonts w:ascii="Wingdings" w:hAnsi="Wingdings" w:hint="default"/>
+      </w:rPr>
+    </w:lvl>
+  </w:abstractNum>
+  <w:abstractNum w:abstractNumId="1" w15:restartNumberingAfterBreak="0">
+    <w:nsid w:val="329A02C1"/>
+    <w:multiLevelType w:val="hybridMultilevel"/>
+    <w:tmpl w:val="A92C6AA2"/>
+    <w:lvl w:ilvl="0" w:tplc="08160001">
+      <w:start w:val="1"/>
+      <w:numFmt w:val="bullet"/>
+      <w:lvlText w:val=""/>
+      <w:lvlJc w:val="left"/>
+      <w:pPr>
+        <w:ind w:left="720" w:hanging="360"/>
+      </w:pPr>
+      <w:rPr>
+        <w:rFonts w:ascii="Symbol" w:hAnsi="Symbol" w:hint="default"/>
+      </w:rPr>
+    </w:lvl>
+    <w:lvl w:ilvl="1" w:tplc="08160003" w:tentative="1">
+      <w:start w:val="1"/>
+      <w:numFmt w:val="bullet"/>
+      <w:lvlText w:val="o"/>
+      <w:lvlJc w:val="left"/>
+      <w:pPr>
+        <w:ind w:left="1440" w:hanging="360"/>
+      </w:pPr>
+      <w:rPr>
+        <w:rFonts w:ascii="Courier New" w:hAnsi="Courier New" w:cs="Courier New" w:hint="default"/>
+      </w:rPr>
+    </w:lvl>
+    <w:lvl w:ilvl="2" w:tplc="08160005" w:tentative="1">
+      <w:start w:val="1"/>
+      <w:numFmt w:val="bullet"/>
+      <w:lvlText w:val=""/>
+      <w:lvlJc w:val="left"/>
+      <w:pPr>
+        <w:ind w:left="2160" w:hanging="360"/>
+      </w:pPr>
+      <w:rPr>
+        <w:rFonts w:ascii="Wingdings" w:hAnsi="Wingdings" w:hint="default"/>
+      </w:rPr>
+    </w:lvl>
+    <w:lvl w:ilvl="3" w:tplc="08160001" w:tentative="1">
+      <w:start w:val="1"/>
+      <w:numFmt w:val="bullet"/>
+      <w:lvlText w:val=""/>
+      <w:lvlJc w:val="left"/>
+      <w:pPr>
+        <w:ind w:left="2880" w:hanging="360"/>
+      </w:pPr>
+      <w:rPr>
+        <w:rFonts w:ascii="Symbol" w:hAnsi="Symbol" w:hint="default"/>
+      </w:rPr>
+    </w:lvl>
+    <w:lvl w:ilvl="4" w:tplc="08160003" w:tentative="1">
+      <w:start w:val="1"/>
+      <w:numFmt w:val="bullet"/>
+      <w:lvlText w:val="o"/>
+      <w:lvlJc w:val="left"/>
+      <w:pPr>
+        <w:ind w:left="3600" w:hanging="360"/>
+      </w:pPr>
+      <w:rPr>
+        <w:rFonts w:ascii="Courier New" w:hAnsi="Courier New" w:cs="Courier New" w:hint="default"/>
+      </w:rPr>
+    </w:lvl>
+    <w:lvl w:ilvl="5" w:tplc="08160005" w:tentative="1">
+      <w:start w:val="1"/>
+      <w:numFmt w:val="bullet"/>
+      <w:lvlText w:val=""/>
+      <w:lvlJc w:val="left"/>
+      <w:pPr>
+        <w:ind w:left="4320" w:hanging="360"/>
+      </w:pPr>
+      <w:rPr>
+        <w:rFonts w:ascii="Wingdings" w:hAnsi="Wingdings" w:hint="default"/>
+      </w:rPr>
+    </w:lvl>
+    <w:lvl w:ilvl="6" w:tplc="08160001" w:tentative="1">
+      <w:start w:val="1"/>
+      <w:numFmt w:val="bullet"/>
+      <w:lvlText w:val=""/>
+      <w:lvlJc w:val="left"/>
+      <w:pPr>
+        <w:ind w:left="5040" w:hanging="360"/>
+      </w:pPr>
+      <w:rPr>
+        <w:rFonts w:ascii="Symbol" w:hAnsi="Symbol" w:hint="default"/>
+      </w:rPr>
+    </w:lvl>
+    <w:lvl w:ilvl="7" w:tplc="08160003" w:tentative="1">
+      <w:start w:val="1"/>
+      <w:numFmt w:val="bullet"/>
+      <w:lvlText w:val="o"/>
+      <w:lvlJc w:val="left"/>
+      <w:pPr>
+        <w:ind w:left="5760" w:hanging="360"/>
+      </w:pPr>
+      <w:rPr>
+        <w:rFonts w:ascii="Courier New" w:hAnsi="Courier New" w:cs="Courier New" w:hint="default"/>
+      </w:rPr>
+    </w:lvl>
+    <w:lvl w:ilvl="8" w:tplc="08160005" w:tentative="1">
+      <w:start w:val="1"/>
+      <w:numFmt w:val="bullet"/>
+      <w:lvlText w:val=""/>
+      <w:lvlJc w:val="left"/>
+      <w:pPr>
+        <w:ind w:left="6480" w:hanging="360"/>
+      </w:pPr>
+      <w:rPr>
+        <w:rFonts w:ascii="Wingdings" w:hAnsi="Wingdings" w:hint="default"/>
+      </w:rPr>
+    </w:lvl>
+  </w:abstractNum>
+  <w:num w:numId="1" w16cid:durableId="1226795996">
+    <w:abstractNumId w:val="0"/>
+  </w:num>
+  <w:num w:numId="2" w16cid:durableId="1534540020">
+    <w:abstractNumId w:val="1"/>
+  </w:num>
+</w:numbering>
 </file>
 
-<file path=word/stylesWithEffects.xml><?xml version="1.0" encoding="utf-8"?>
-<w:styles xmlns:wpc="http://schemas.microsoft.com/office/word/2010/wordprocessingCanvas" xmlns:mc="http://schemas.openxmlformats.org/markup-compatibility/2006" xmlns:o="urn:schemas-microsoft-com:office:office" xmlns:r="http://schemas.openxmlformats.org/officeDocument/2006/relationships" xmlns:m="http://schemas.openxmlformats.org/officeDocument/2006/math" xmlns:v="urn:schemas-microsoft-com:vml" xmlns:wp14="http://schemas.microsoft.com/office/word/2010/wordprocessingDrawing" xmlns:wp="http://schemas.openxmlformats.org/drawingml/2006/wordprocessingDrawing" xmlns:w10="urn:schemas-microsoft-com:office:word" xmlns:w="http://schemas.openxmlformats.org/wordprocessingml/2006/main" xmlns:w14="http://schemas.microsoft.com/office/word/2010/wordml" xmlns:wpg="http://schemas.microsoft.com/office/word/2010/wordprocessingGroup" xmlns:wpi="http://schemas.microsoft.com/office/word/2010/wordprocessingInk" xmlns:wne="http://schemas.microsoft.com/office/word/2006/wordml" xmlns:wps="http://schemas.microsoft.com/office/word/2010/wordprocessingShape" mc:Ignorable="w14 wp14">
+<file path=word/styles.xml><?xml version="1.0" encoding="utf-8"?>
+<w:styles xmlns:mc="http://schemas.openxmlformats.org/markup-compatibility/2006" xmlns:r="http://schemas.openxmlformats.org/officeDocument/2006/relationships" xmlns:w="http://schemas.openxmlformats.org/wordprocessingml/2006/main" xmlns:w14="http://schemas.microsoft.com/office/word/2010/wordml" xmlns:w15="http://schemas.microsoft.com/office/word/2012/wordml" xmlns:w16cex="http://schemas.microsoft.com/office/word/2018/wordml/cex" xmlns:w16cid="http://schemas.microsoft.com/office/word/2016/wordml/cid" xmlns:w16="http://schemas.microsoft.com/office/word/2018/wordml" xmlns:w16du="http://schemas.microsoft.com/office/word/2023/wordml/word16du" xmlns:w16sdtdh="http://schemas.microsoft.com/office/word/2020/wordml/sdtdatahash" xmlns:w16sdtfl="http://schemas.microsoft.com/office/word/2024/wordml/sdtformatlock" xmlns:w16se="http://schemas.microsoft.com/office/word/2015/wordml/symex" mc:Ignorable="w14 w15 w16se w16cid w16 w16cex w16sdtdh w16sdtfl w16du">
   <w:docDefaults>
     <w:rPrDefault>
       <w:rPr>
@@ -1629,144 +1599,383 @@
       </w:pPr>
     </w:pPrDefault>
   </w:docDefaults>
-  <w:latentStyles w:defLockedState="0" w:defUIPriority="99" w:defSemiHidden="1" w:defUnhideWhenUsed="1" w:defQFormat="0" w:count="267">
-    <w:lsdException w:name="Normal" w:semiHidden="0" w:uiPriority="0" w:unhideWhenUsed="0" w:qFormat="1"/>
-    <w:lsdException w:name="heading 1" w:semiHidden="0" w:uiPriority="9" w:unhideWhenUsed="0" w:qFormat="1"/>
-    <w:lsdException w:name="heading 2" w:uiPriority="9" w:qFormat="1"/>
-    <w:lsdException w:name="heading 3" w:uiPriority="9" w:qFormat="1"/>
-    <w:lsdException w:name="heading 4" w:uiPriority="9" w:qFormat="1"/>
-    <w:lsdException w:name="heading 5" w:uiPriority="9" w:qFormat="1"/>
-    <w:lsdException w:name="heading 6" w:uiPriority="9" w:qFormat="1"/>
-    <w:lsdException w:name="heading 7" w:uiPriority="9" w:qFormat="1"/>
-    <w:lsdException w:name="heading 8" w:uiPriority="9" w:qFormat="1"/>
-    <w:lsdException w:name="heading 9" w:uiPriority="9" w:qFormat="1"/>
-    <w:lsdException w:name="toc 1" w:uiPriority="39"/>
-    <w:lsdException w:name="toc 2" w:uiPriority="39"/>
-    <w:lsdException w:name="toc 3" w:uiPriority="39"/>
-    <w:lsdException w:name="toc 4" w:uiPriority="39"/>
-    <w:lsdException w:name="toc 5" w:uiPriority="39"/>
-    <w:lsdException w:name="toc 6" w:uiPriority="39"/>
-    <w:lsdException w:name="toc 7" w:uiPriority="39"/>
-    <w:lsdException w:name="toc 8" w:uiPriority="39"/>
-    <w:lsdException w:name="toc 9" w:uiPriority="39"/>
-    <w:lsdException w:name="caption" w:uiPriority="35" w:qFormat="1"/>
-    <w:lsdException w:name="Title" w:semiHidden="0" w:uiPriority="10" w:unhideWhenUsed="0" w:qFormat="1"/>
-    <w:lsdException w:name="Default Paragraph Font" w:uiPriority="1"/>
-    <w:lsdException w:name="Subtitle" w:semiHidden="0" w:uiPriority="11" w:unhideWhenUsed="0" w:qFormat="1"/>
-    <w:lsdException w:name="Strong" w:semiHidden="0" w:uiPriority="22" w:unhideWhenUsed="0" w:qFormat="1"/>
-    <w:lsdException w:name="Emphasis" w:semiHidden="0" w:uiPriority="20" w:unhideWhenUsed="0" w:qFormat="1"/>
-    <w:lsdException w:name="Table Grid" w:semiHidden="0" w:uiPriority="59" w:unhideWhenUsed="0"/>
-    <w:lsdException w:name="Placeholder Text" w:unhideWhenUsed="0"/>
-    <w:lsdException w:name="No Spacing" w:semiHidden="0" w:uiPriority="1" w:unhideWhenUsed="0" w:qFormat="1"/>
-    <w:lsdException w:name="Light Shading" w:semiHidden="0" w:uiPriority="60" w:unhideWhenUsed="0"/>
-    <w:lsdException w:name="Light List" w:semiHidden="0" w:uiPriority="61" w:unhideWhenUsed="0"/>
-    <w:lsdException w:name="Light Grid" w:semiHidden="0" w:uiPriority="62" w:unhideWhenUsed="0"/>
-    <w:lsdException w:name="Medium Shading 1" w:semiHidden="0" w:uiPriority="63" w:unhideWhenUsed="0"/>
-    <w:lsdException w:name="Medium Shading 2" w:semiHidden="0" w:uiPriority="64" w:unhideWhenUsed="0"/>
-    <w:lsdException w:name="Medium List 1" w:semiHidden="0" w:uiPriority="65" w:unhideWhenUsed="0"/>
-    <w:lsdException w:name="Medium List 2" w:semiHidden="0" w:uiPriority="66" w:unhideWhenUsed="0"/>
-    <w:lsdException w:name="Medium Grid 1" w:semiHidden="0" w:uiPriority="67" w:unhideWhenUsed="0"/>
-    <w:lsdException w:name="Medium Grid 2" w:semiHidden="0" w:uiPriority="68" w:unhideWhenUsed="0"/>
-    <w:lsdException w:name="Medium Grid 3" w:semiHidden="0" w:uiPriority="69" w:unhideWhenUsed="0"/>
-    <w:lsdException w:name="Dark List" w:semiHidden="0" w:uiPriority="70" w:unhideWhenUsed="0"/>
-    <w:lsdException w:name="Colorful Shading" w:semiHidden="0" w:uiPriority="71" w:unhideWhenUsed="0"/>
-    <w:lsdException w:name="Colorful List" w:semiHidden="0" w:uiPriority="72" w:unhideWhenUsed="0"/>
-    <w:lsdException w:name="Colorful Grid" w:semiHidden="0" w:uiPriority="73" w:unhideWhenUsed="0"/>
-    <w:lsdException w:name="Light Shading Accent 1" w:semiHidden="0" w:uiPriority="60" w:unhideWhenUsed="0"/>
-    <w:lsdException w:name="Light List Accent 1" w:semiHidden="0" w:uiPriority="61" w:unhideWhenUsed="0"/>
-    <w:lsdException w:name="Light Grid Accent 1" w:semiHidden="0" w:uiPriority="62" w:unhideWhenUsed="0"/>
-    <w:lsdException w:name="Medium Shading 1 Accent 1" w:semiHidden="0" w:uiPriority="63" w:unhideWhenUsed="0"/>
-    <w:lsdException w:name="Medium Shading 2 Accent 1" w:semiHidden="0" w:uiPriority="64" w:unhideWhenUsed="0"/>
-    <w:lsdException w:name="Medium List 1 Accent 1" w:semiHidden="0" w:uiPriority="65" w:unhideWhenUsed="0"/>
-    <w:lsdException w:name="Revision" w:unhideWhenUsed="0"/>
-    <w:lsdException w:name="List Paragraph" w:semiHidden="0" w:uiPriority="34" w:unhideWhenUsed="0" w:qFormat="1"/>
-    <w:lsdException w:name="Quote" w:semiHidden="0" w:uiPriority="29" w:unhideWhenUsed="0" w:qFormat="1"/>
-    <w:lsdException w:name="Intense Quote" w:semiHidden="0" w:uiPriority="30" w:unhideWhenUsed="0" w:qFormat="1"/>
-    <w:lsdException w:name="Medium List 2 Accent 1" w:semiHidden="0" w:uiPriority="66" w:unhideWhenUsed="0"/>
-    <w:lsdException w:name="Medium Grid 1 Accent 1" w:semiHidden="0" w:uiPriority="67" w:unhideWhenUsed="0"/>
-    <w:lsdException w:name="Medium Grid 2 Accent 1" w:semiHidden="0" w:uiPriority="68" w:unhideWhenUsed="0"/>
-    <w:lsdException w:name="Medium Grid 3 Accent 1" w:semiHidden="0" w:uiPriority="69" w:unhideWhenUsed="0"/>
-    <w:lsdException w:name="Dark List Accent 1" w:semiHidden="0" w:uiPriority="70" w:unhideWhenUsed="0"/>
-    <w:lsdException w:name="Colorful Shading Accent 1" w:semiHidden="0" w:uiPriority="71" w:unhideWhenUsed="0"/>
-    <w:lsdException w:name="Colorful List Accent 1" w:semiHidden="0" w:uiPriority="72" w:unhideWhenUsed="0"/>
-    <w:lsdException w:name="Colorful Grid Accent 1" w:semiHidden="0" w:uiPriority="73" w:unhideWhenUsed="0"/>
-    <w:lsdException w:name="Light Shading Accent 2" w:semiHidden="0" w:uiPriority="60" w:unhideWhenUsed="0"/>
-    <w:lsdException w:name="Light List Accent 2" w:semiHidden="0" w:uiPriority="61" w:unhideWhenUsed="0"/>
-    <w:lsdException w:name="Light Grid Accent 2" w:semiHidden="0" w:uiPriority="62" w:unhideWhenUsed="0"/>
-    <w:lsdException w:name="Medium Shading 1 Accent 2" w:semiHidden="0" w:uiPriority="63" w:unhideWhenUsed="0"/>
-    <w:lsdException w:name="Medium Shading 2 Accent 2" w:semiHidden="0" w:uiPriority="64" w:unhideWhenUsed="0"/>
-    <w:lsdException w:name="Medium List 1 Accent 2" w:semiHidden="0" w:uiPriority="65" w:unhideWhenUsed="0"/>
-    <w:lsdException w:name="Medium List 2 Accent 2" w:semiHidden="0" w:uiPriority="66" w:unhideWhenUsed="0"/>
-    <w:lsdException w:name="Medium Grid 1 Accent 2" w:semiHidden="0" w:uiPriority="67" w:unhideWhenUsed="0"/>
-    <w:lsdException w:name="Medium Grid 2 Accent 2" w:semiHidden="0" w:uiPriority="68" w:unhideWhenUsed="0"/>
-    <w:lsdException w:name="Medium Grid 3 Accent 2" w:semiHidden="0" w:uiPriority="69" w:unhideWhenUsed="0"/>
-    <w:lsdException w:name="Dark List Accent 2" w:semiHidden="0" w:uiPriority="70" w:unhideWhenUsed="0"/>
-    <w:lsdException w:name="Colorful Shading Accent 2" w:semiHidden="0" w:uiPriority="71" w:unhideWhenUsed="0"/>
-    <w:lsdException w:name="Colorful List Accent 2" w:semiHidden="0" w:uiPriority="72" w:unhideWhenUsed="0"/>
-    <w:lsdException w:name="Colorful Grid Accent 2" w:semiHidden="0" w:uiPriority="73" w:unhideWhenUsed="0"/>
-    <w:lsdException w:name="Light Shading Accent 3" w:semiHidden="0" w:uiPriority="60" w:unhideWhenUsed="0"/>
-    <w:lsdException w:name="Light List Accent 3" w:semiHidden="0" w:uiPriority="61" w:unhideWhenUsed="0"/>
-    <w:lsdException w:name="Light Grid Accent 3" w:semiHidden="0" w:uiPriority="62" w:unhideWhenUsed="0"/>
-    <w:lsdException w:name="Medium Shading 1 Accent 3" w:semiHidden="0" w:uiPriority="63" w:unhideWhenUsed="0"/>
-    <w:lsdException w:name="Medium Shading 2 Accent 3" w:semiHidden="0" w:uiPriority="64" w:unhideWhenUsed="0"/>
-    <w:lsdException w:name="Medium List 1 Accent 3" w:semiHidden="0" w:uiPriority="65" w:unhideWhenUsed="0"/>
-    <w:lsdException w:name="Medium List 2 Accent 3" w:semiHidden="0" w:uiPriority="66" w:unhideWhenUsed="0"/>
-    <w:lsdException w:name="Medium Grid 1 Accent 3" w:semiHidden="0" w:uiPriority="67" w:unhideWhenUsed="0"/>
-    <w:lsdException w:name="Medium Grid 2 Accent 3" w:semiHidden="0" w:uiPriority="68" w:unhideWhenUsed="0"/>
-    <w:lsdException w:name="Medium Grid 3 Accent 3" w:semiHidden="0" w:uiPriority="69" w:unhideWhenUsed="0"/>
-    <w:lsdException w:name="Dark List Accent 3" w:semiHidden="0" w:uiPriority="70" w:unhideWhenUsed="0"/>
-    <w:lsdException w:name="Colorful Shading Accent 3" w:semiHidden="0" w:uiPriority="71" w:unhideWhenUsed="0"/>
-    <w:lsdException w:name="Colorful List Accent 3" w:semiHidden="0" w:uiPriority="72" w:unhideWhenUsed="0"/>
-    <w:lsdException w:name="Colorful Grid Accent 3" w:semiHidden="0" w:uiPriority="73" w:unhideWhenUsed="0"/>
-    <w:lsdException w:name="Light Shading Accent 4" w:semiHidden="0" w:uiPriority="60" w:unhideWhenUsed="0"/>
-    <w:lsdException w:name="Light List Accent 4" w:semiHidden="0" w:uiPriority="61" w:unhideWhenUsed="0"/>
-    <w:lsdException w:name="Light Grid Accent 4" w:semiHidden="0" w:uiPriority="62" w:unhideWhenUsed="0"/>
-    <w:lsdException w:name="Medium Shading 1 Accent 4" w:semiHidden="0" w:uiPriority="63" w:unhideWhenUsed="0"/>
-    <w:lsdException w:name="Medium Shading 2 Accent 4" w:semiHidden="0" w:uiPriority="64" w:unhideWhenUsed="0"/>
-    <w:lsdException w:name="Medium List 1 Accent 4" w:semiHidden="0" w:uiPriority="65" w:unhideWhenUsed="0"/>
-    <w:lsdException w:name="Medium List 2 Accent 4" w:semiHidden="0" w:uiPriority="66" w:unhideWhenUsed="0"/>
-    <w:lsdException w:name="Medium Grid 1 Accent 4" w:semiHidden="0" w:uiPriority="67" w:unhideWhenUsed="0"/>
-    <w:lsdException w:name="Medium Grid 2 Accent 4" w:semiHidden="0" w:uiPriority="68" w:unhideWhenUsed="0"/>
-    <w:lsdException w:name="Medium Grid 3 Accent 4" w:semiHidden="0" w:uiPriority="69" w:unhideWhenUsed="0"/>
-    <w:lsdException w:name="Dark List Accent 4" w:semiHidden="0" w:uiPriority="70" w:unhideWhenUsed="0"/>
-    <w:lsdException w:name="Colorful Shading Accent 4" w:semiHidden="0" w:uiPriority="71" w:unhideWhenUsed="0"/>
-    <w:lsdException w:name="Colorful List Accent 4" w:semiHidden="0" w:uiPriority="72" w:unhideWhenUsed="0"/>
-    <w:lsdException w:name="Colorful Grid Accent 4" w:semiHidden="0" w:uiPriority="73" w:unhideWhenUsed="0"/>
-    <w:lsdException w:name="Light Shading Accent 5" w:semiHidden="0" w:uiPriority="60" w:unhideWhenUsed="0"/>
-    <w:lsdException w:name="Light List Accent 5" w:semiHidden="0" w:uiPriority="61" w:unhideWhenUsed="0"/>
-    <w:lsdException w:name="Light Grid Accent 5" w:semiHidden="0" w:uiPriority="62" w:unhideWhenUsed="0"/>
-    <w:lsdException w:name="Medium Shading 1 Accent 5" w:semiHidden="0" w:uiPriority="63" w:unhideWhenUsed="0"/>
-    <w:lsdException w:name="Medium Shading 2 Accent 5" w:semiHidden="0" w:uiPriority="64" w:unhideWhenUsed="0"/>
-    <w:lsdException w:name="Medium List 1 Accent 5" w:semiHidden="0" w:uiPriority="65" w:unhideWhenUsed="0"/>
-    <w:lsdException w:name="Medium List 2 Accent 5" w:semiHidden="0" w:uiPriority="66" w:unhideWhenUsed="0"/>
-    <w:lsdException w:name="Medium Grid 1 Accent 5" w:semiHidden="0" w:uiPriority="67" w:unhideWhenUsed="0"/>
-    <w:lsdException w:name="Medium Grid 2 Accent 5" w:semiHidden="0" w:uiPriority="68" w:unhideWhenUsed="0"/>
-    <w:lsdException w:name="Medium Grid 3 Accent 5" w:semiHidden="0" w:uiPriority="69" w:unhideWhenUsed="0"/>
-    <w:lsdException w:name="Dark List Accent 5" w:semiHidden="0" w:uiPriority="70" w:unhideWhenUsed="0"/>
-    <w:lsdException w:name="Colorful Shading Accent 5" w:semiHidden="0" w:uiPriority="71" w:unhideWhenUsed="0"/>
-    <w:lsdException w:name="Colorful List Accent 5" w:semiHidden="0" w:uiPriority="72" w:unhideWhenUsed="0"/>
-    <w:lsdException w:name="Colorful Grid Accent 5" w:semiHidden="0" w:uiPriority="73" w:unhideWhenUsed="0"/>
-    <w:lsdException w:name="Light Shading Accent 6" w:semiHidden="0" w:uiPriority="60" w:unhideWhenUsed="0"/>
-    <w:lsdException w:name="Light List Accent 6" w:semiHidden="0" w:uiPriority="61" w:unhideWhenUsed="0"/>
-    <w:lsdException w:name="Light Grid Accent 6" w:semiHidden="0" w:uiPriority="62" w:unhideWhenUsed="0"/>
-    <w:lsdException w:name="Medium Shading 1 Accent 6" w:semiHidden="0" w:uiPriority="63" w:unhideWhenUsed="0"/>
-    <w:lsdException w:name="Medium Shading 2 Accent 6" w:semiHidden="0" w:uiPriority="64" w:unhideWhenUsed="0"/>
-    <w:lsdException w:name="Medium List 1 Accent 6" w:semiHidden="0" w:uiPriority="65" w:unhideWhenUsed="0"/>
-    <w:lsdException w:name="Medium List 2 Accent 6" w:semiHidden="0" w:uiPriority="66" w:unhideWhenUsed="0"/>
-    <w:lsdException w:name="Medium Grid 1 Accent 6" w:semiHidden="0" w:uiPriority="67" w:unhideWhenUsed="0"/>
-    <w:lsdException w:name="Medium Grid 2 Accent 6" w:semiHidden="0" w:uiPriority="68" w:unhideWhenUsed="0"/>
-    <w:lsdException w:name="Medium Grid 3 Accent 6" w:semiHidden="0" w:uiPriority="69" w:unhideWhenUsed="0"/>
-    <w:lsdException w:name="Dark List Accent 6" w:semiHidden="0" w:uiPriority="70" w:unhideWhenUsed="0"/>
-    <w:lsdException w:name="Colorful Shading Accent 6" w:semiHidden="0" w:uiPriority="71" w:unhideWhenUsed="0"/>
-    <w:lsdException w:name="Colorful List Accent 6" w:semiHidden="0" w:uiPriority="72" w:unhideWhenUsed="0"/>
-    <w:lsdException w:name="Colorful Grid Accent 6" w:semiHidden="0" w:uiPriority="73" w:unhideWhenUsed="0"/>
-    <w:lsdException w:name="Subtle Emphasis" w:semiHidden="0" w:uiPriority="19" w:unhideWhenUsed="0" w:qFormat="1"/>
-    <w:lsdException w:name="Intense Emphasis" w:semiHidden="0" w:uiPriority="21" w:unhideWhenUsed="0" w:qFormat="1"/>
-    <w:lsdException w:name="Subtle Reference" w:semiHidden="0" w:uiPriority="31" w:unhideWhenUsed="0" w:qFormat="1"/>
-    <w:lsdException w:name="Intense Reference" w:semiHidden="0" w:uiPriority="32" w:unhideWhenUsed="0" w:qFormat="1"/>
-    <w:lsdException w:name="Book Title" w:semiHidden="0" w:uiPriority="33" w:unhideWhenUsed="0" w:qFormat="1"/>
-    <w:lsdException w:name="Bibliography" w:uiPriority="37"/>
-    <w:lsdException w:name="TOC Heading" w:uiPriority="39" w:qFormat="1"/>
+  <w:latentStyles w:defLockedState="0" w:defUIPriority="99" w:defSemiHidden="0" w:defUnhideWhenUsed="0" w:defQFormat="0" w:count="376">
+    <w:lsdException w:name="Normal" w:uiPriority="0" w:qFormat="1"/>
+    <w:lsdException w:name="heading 1" w:uiPriority="9" w:qFormat="1"/>
+    <w:lsdException w:name="heading 2" w:semiHidden="1" w:uiPriority="9" w:unhideWhenUsed="1" w:qFormat="1"/>
+    <w:lsdException w:name="heading 3" w:semiHidden="1" w:uiPriority="9" w:unhideWhenUsed="1" w:qFormat="1"/>
+    <w:lsdException w:name="heading 4" w:semiHidden="1" w:uiPriority="9" w:unhideWhenUsed="1" w:qFormat="1"/>
+    <w:lsdException w:name="heading 5" w:semiHidden="1" w:uiPriority="9" w:unhideWhenUsed="1" w:qFormat="1"/>
+    <w:lsdException w:name="heading 6" w:semiHidden="1" w:uiPriority="9" w:unhideWhenUsed="1" w:qFormat="1"/>
+    <w:lsdException w:name="heading 7" w:semiHidden="1" w:uiPriority="9" w:unhideWhenUsed="1" w:qFormat="1"/>
+    <w:lsdException w:name="heading 8" w:semiHidden="1" w:uiPriority="9" w:unhideWhenUsed="1" w:qFormat="1"/>
+    <w:lsdException w:name="heading 9" w:semiHidden="1" w:uiPriority="9" w:unhideWhenUsed="1" w:qFormat="1"/>
+    <w:lsdException w:name="index 1" w:semiHidden="1" w:unhideWhenUsed="1"/>
+    <w:lsdException w:name="index 2" w:semiHidden="1" w:unhideWhenUsed="1"/>
+    <w:lsdException w:name="index 3" w:semiHidden="1" w:unhideWhenUsed="1"/>
+    <w:lsdException w:name="index 4" w:semiHidden="1" w:unhideWhenUsed="1"/>
+    <w:lsdException w:name="index 5" w:semiHidden="1" w:unhideWhenUsed="1"/>
+    <w:lsdException w:name="index 6" w:semiHidden="1" w:unhideWhenUsed="1"/>
+    <w:lsdException w:name="index 7" w:semiHidden="1" w:unhideWhenUsed="1"/>
+    <w:lsdException w:name="index 8" w:semiHidden="1" w:unhideWhenUsed="1"/>
+    <w:lsdException w:name="index 9" w:semiHidden="1" w:unhideWhenUsed="1"/>
+    <w:lsdException w:name="toc 1" w:semiHidden="1" w:uiPriority="39" w:unhideWhenUsed="1"/>
+    <w:lsdException w:name="toc 2" w:semiHidden="1" w:uiPriority="39" w:unhideWhenUsed="1"/>
+    <w:lsdException w:name="toc 3" w:semiHidden="1" w:uiPriority="39" w:unhideWhenUsed="1"/>
+    <w:lsdException w:name="toc 4" w:semiHidden="1" w:uiPriority="39" w:unhideWhenUsed="1"/>
+    <w:lsdException w:name="toc 5" w:semiHidden="1" w:uiPriority="39" w:unhideWhenUsed="1"/>
+    <w:lsdException w:name="toc 6" w:semiHidden="1" w:uiPriority="39" w:unhideWhenUsed="1"/>
+    <w:lsdException w:name="toc 7" w:semiHidden="1" w:uiPriority="39" w:unhideWhenUsed="1"/>
+    <w:lsdException w:name="toc 8" w:semiHidden="1" w:uiPriority="39" w:unhideWhenUsed="1"/>
+    <w:lsdException w:name="toc 9" w:semiHidden="1" w:uiPriority="39" w:unhideWhenUsed="1"/>
+    <w:lsdException w:name="Normal Indent" w:semiHidden="1" w:unhideWhenUsed="1"/>
+    <w:lsdException w:name="footnote text" w:semiHidden="1" w:unhideWhenUsed="1"/>
+    <w:lsdException w:name="annotation text" w:semiHidden="1" w:unhideWhenUsed="1"/>
+    <w:lsdException w:name="header" w:semiHidden="1" w:unhideWhenUsed="1"/>
+    <w:lsdException w:name="footer" w:semiHidden="1" w:unhideWhenUsed="1"/>
+    <w:lsdException w:name="index heading" w:semiHidden="1" w:unhideWhenUsed="1"/>
+    <w:lsdException w:name="caption" w:semiHidden="1" w:uiPriority="35" w:unhideWhenUsed="1" w:qFormat="1"/>
+    <w:lsdException w:name="table of figures" w:semiHidden="1" w:unhideWhenUsed="1"/>
+    <w:lsdException w:name="envelope address" w:semiHidden="1" w:unhideWhenUsed="1"/>
+    <w:lsdException w:name="envelope return" w:semiHidden="1" w:unhideWhenUsed="1"/>
+    <w:lsdException w:name="footnote reference" w:semiHidden="1" w:unhideWhenUsed="1"/>
+    <w:lsdException w:name="annotation reference" w:semiHidden="1" w:unhideWhenUsed="1"/>
+    <w:lsdException w:name="line number" w:semiHidden="1" w:unhideWhenUsed="1"/>
+    <w:lsdException w:name="page number" w:semiHidden="1" w:unhideWhenUsed="1"/>
+    <w:lsdException w:name="endnote reference" w:semiHidden="1" w:unhideWhenUsed="1"/>
+    <w:lsdException w:name="endnote text" w:semiHidden="1" w:unhideWhenUsed="1"/>
+    <w:lsdException w:name="table of authorities" w:semiHidden="1" w:unhideWhenUsed="1"/>
+    <w:lsdException w:name="macro" w:semiHidden="1" w:unhideWhenUsed="1"/>
+    <w:lsdException w:name="toa heading" w:semiHidden="1" w:unhideWhenUsed="1"/>
+    <w:lsdException w:name="List" w:semiHidden="1" w:unhideWhenUsed="1"/>
+    <w:lsdException w:name="List Bullet" w:semiHidden="1" w:unhideWhenUsed="1"/>
+    <w:lsdException w:name="List Number" w:semiHidden="1" w:unhideWhenUsed="1"/>
+    <w:lsdException w:name="List 2" w:semiHidden="1" w:unhideWhenUsed="1"/>
+    <w:lsdException w:name="List 3" w:semiHidden="1" w:unhideWhenUsed="1"/>
+    <w:lsdException w:name="List 4" w:semiHidden="1" w:unhideWhenUsed="1"/>
+    <w:lsdException w:name="List 5" w:semiHidden="1" w:unhideWhenUsed="1"/>
+    <w:lsdException w:name="List Bullet 2" w:semiHidden="1" w:unhideWhenUsed="1"/>
+    <w:lsdException w:name="List Bullet 3" w:semiHidden="1" w:unhideWhenUsed="1"/>
+    <w:lsdException w:name="List Bullet 4" w:semiHidden="1" w:unhideWhenUsed="1"/>
+    <w:lsdException w:name="List Bullet 5" w:semiHidden="1" w:unhideWhenUsed="1"/>
+    <w:lsdException w:name="List Number 2" w:semiHidden="1" w:unhideWhenUsed="1"/>
+    <w:lsdException w:name="List Number 3" w:semiHidden="1" w:unhideWhenUsed="1"/>
+    <w:lsdException w:name="List Number 4" w:semiHidden="1" w:unhideWhenUsed="1"/>
+    <w:lsdException w:name="List Number 5" w:semiHidden="1" w:unhideWhenUsed="1"/>
+    <w:lsdException w:name="Title" w:uiPriority="10" w:qFormat="1"/>
+    <w:lsdException w:name="Closing" w:semiHidden="1" w:unhideWhenUsed="1"/>
+    <w:lsdException w:name="Signature" w:semiHidden="1" w:unhideWhenUsed="1"/>
+    <w:lsdException w:name="Default Paragraph Font" w:semiHidden="1" w:uiPriority="1" w:unhideWhenUsed="1"/>
+    <w:lsdException w:name="Body Text" w:semiHidden="1" w:unhideWhenUsed="1"/>
+    <w:lsdException w:name="Body Text Indent" w:semiHidden="1" w:unhideWhenUsed="1"/>
+    <w:lsdException w:name="List Continue" w:semiHidden="1" w:unhideWhenUsed="1"/>
+    <w:lsdException w:name="List Continue 2" w:semiHidden="1" w:unhideWhenUsed="1"/>
+    <w:lsdException w:name="List Continue 3" w:semiHidden="1" w:unhideWhenUsed="1"/>
+    <w:lsdException w:name="List Continue 4" w:semiHidden="1" w:unhideWhenUsed="1"/>
+    <w:lsdException w:name="List Continue 5" w:semiHidden="1" w:unhideWhenUsed="1"/>
+    <w:lsdException w:name="Message Header" w:semiHidden="1" w:unhideWhenUsed="1"/>
+    <w:lsdException w:name="Subtitle" w:uiPriority="11" w:qFormat="1"/>
+    <w:lsdException w:name="Salutation" w:semiHidden="1" w:unhideWhenUsed="1"/>
+    <w:lsdException w:name="Date" w:semiHidden="1" w:unhideWhenUsed="1"/>
+    <w:lsdException w:name="Body Text First Indent" w:semiHidden="1" w:unhideWhenUsed="1"/>
+    <w:lsdException w:name="Body Text First Indent 2" w:semiHidden="1" w:unhideWhenUsed="1"/>
+    <w:lsdException w:name="Note Heading" w:semiHidden="1" w:unhideWhenUsed="1"/>
+    <w:lsdException w:name="Body Text 2" w:semiHidden="1" w:unhideWhenUsed="1"/>
+    <w:lsdException w:name="Body Text 3" w:semiHidden="1" w:unhideWhenUsed="1"/>
+    <w:lsdException w:name="Body Text Indent 2" w:semiHidden="1" w:unhideWhenUsed="1"/>
+    <w:lsdException w:name="Body Text Indent 3" w:semiHidden="1" w:unhideWhenUsed="1"/>
+    <w:lsdException w:name="Block Text" w:semiHidden="1" w:unhideWhenUsed="1"/>
+    <w:lsdException w:name="Hyperlink" w:semiHidden="1" w:unhideWhenUsed="1"/>
+    <w:lsdException w:name="FollowedHyperlink" w:semiHidden="1" w:unhideWhenUsed="1"/>
+    <w:lsdException w:name="Strong" w:uiPriority="22" w:qFormat="1"/>
+    <w:lsdException w:name="Emphasis" w:uiPriority="20" w:qFormat="1"/>
+    <w:lsdException w:name="Document Map" w:semiHidden="1" w:unhideWhenUsed="1"/>
+    <w:lsdException w:name="Plain Text" w:semiHidden="1" w:unhideWhenUsed="1"/>
+    <w:lsdException w:name="E-mail Signature" w:semiHidden="1" w:unhideWhenUsed="1"/>
+    <w:lsdException w:name="HTML Top of Form" w:semiHidden="1" w:unhideWhenUsed="1"/>
+    <w:lsdException w:name="HTML Bottom of Form" w:semiHidden="1" w:unhideWhenUsed="1"/>
+    <w:lsdException w:name="Normal (Web)" w:semiHidden="1" w:unhideWhenUsed="1"/>
+    <w:lsdException w:name="HTML Acronym" w:semiHidden="1" w:unhideWhenUsed="1"/>
+    <w:lsdException w:name="HTML Address" w:semiHidden="1" w:unhideWhenUsed="1"/>
+    <w:lsdException w:name="HTML Cite" w:semiHidden="1" w:unhideWhenUsed="1"/>
+    <w:lsdException w:name="HTML Code" w:semiHidden="1" w:unhideWhenUsed="1"/>
+    <w:lsdException w:name="HTML Definition" w:semiHidden="1" w:unhideWhenUsed="1"/>
+    <w:lsdException w:name="HTML Keyboard" w:semiHidden="1" w:unhideWhenUsed="1"/>
+    <w:lsdException w:name="HTML Preformatted" w:semiHidden="1" w:unhideWhenUsed="1"/>
+    <w:lsdException w:name="HTML Sample" w:semiHidden="1" w:unhideWhenUsed="1"/>
+    <w:lsdException w:name="HTML Typewriter" w:semiHidden="1" w:unhideWhenUsed="1"/>
+    <w:lsdException w:name="HTML Variable" w:semiHidden="1" w:unhideWhenUsed="1"/>
+    <w:lsdException w:name="Normal Table" w:semiHidden="1" w:unhideWhenUsed="1"/>
+    <w:lsdException w:name="annotation subject" w:semiHidden="1" w:unhideWhenUsed="1"/>
+    <w:lsdException w:name="No List" w:semiHidden="1" w:unhideWhenUsed="1"/>
+    <w:lsdException w:name="Outline List 1" w:semiHidden="1" w:unhideWhenUsed="1"/>
+    <w:lsdException w:name="Outline List 2" w:semiHidden="1" w:unhideWhenUsed="1"/>
+    <w:lsdException w:name="Outline List 3" w:semiHidden="1" w:unhideWhenUsed="1"/>
+    <w:lsdException w:name="Table Simple 1" w:semiHidden="1" w:unhideWhenUsed="1"/>
+    <w:lsdException w:name="Table Simple 2" w:semiHidden="1" w:unhideWhenUsed="1"/>
+    <w:lsdException w:name="Table Simple 3" w:semiHidden="1" w:unhideWhenUsed="1"/>
+    <w:lsdException w:name="Table Classic 1" w:semiHidden="1" w:unhideWhenUsed="1"/>
+    <w:lsdException w:name="Table Classic 2" w:semiHidden="1" w:unhideWhenUsed="1"/>
+    <w:lsdException w:name="Table Classic 3" w:semiHidden="1" w:unhideWhenUsed="1"/>
+    <w:lsdException w:name="Table Classic 4" w:semiHidden="1" w:unhideWhenUsed="1"/>
+    <w:lsdException w:name="Table Colorful 1" w:semiHidden="1" w:unhideWhenUsed="1"/>
+    <w:lsdException w:name="Table Colorful 2" w:semiHidden="1" w:unhideWhenUsed="1"/>
+    <w:lsdException w:name="Table Colorful 3" w:semiHidden="1" w:unhideWhenUsed="1"/>
+    <w:lsdException w:name="Table Columns 1" w:semiHidden="1" w:unhideWhenUsed="1"/>
+    <w:lsdException w:name="Table Columns 2" w:semiHidden="1" w:unhideWhenUsed="1"/>
+    <w:lsdException w:name="Table Columns 3" w:semiHidden="1" w:unhideWhenUsed="1"/>
+    <w:lsdException w:name="Table Columns 4" w:semiHidden="1" w:unhideWhenUsed="1"/>
+    <w:lsdException w:name="Table Columns 5" w:semiHidden="1" w:unhideWhenUsed="1"/>
+    <w:lsdException w:name="Table Grid 1" w:semiHidden="1" w:unhideWhenUsed="1"/>
+    <w:lsdException w:name="Table Grid 2" w:semiHidden="1" w:unhideWhenUsed="1"/>
+    <w:lsdException w:name="Table Grid 3" w:semiHidden="1" w:unhideWhenUsed="1"/>
+    <w:lsdException w:name="Table Grid 4" w:semiHidden="1" w:unhideWhenUsed="1"/>
+    <w:lsdException w:name="Table Grid 5" w:semiHidden="1" w:unhideWhenUsed="1"/>
+    <w:lsdException w:name="Table Grid 6" w:semiHidden="1" w:unhideWhenUsed="1"/>
+    <w:lsdException w:name="Table Grid 7" w:semiHidden="1" w:unhideWhenUsed="1"/>
+    <w:lsdException w:name="Table Grid 8" w:semiHidden="1" w:unhideWhenUsed="1"/>
+    <w:lsdException w:name="Table List 1" w:semiHidden="1" w:unhideWhenUsed="1"/>
+    <w:lsdException w:name="Table List 2" w:semiHidden="1" w:unhideWhenUsed="1"/>
+    <w:lsdException w:name="Table List 3" w:semiHidden="1" w:unhideWhenUsed="1"/>
+    <w:lsdException w:name="Table List 4" w:semiHidden="1" w:unhideWhenUsed="1"/>
+    <w:lsdException w:name="Table List 5" w:semiHidden="1" w:unhideWhenUsed="1"/>
+    <w:lsdException w:name="Table List 6" w:semiHidden="1" w:unhideWhenUsed="1"/>
+    <w:lsdException w:name="Table List 7" w:semiHidden="1" w:unhideWhenUsed="1"/>
+    <w:lsdException w:name="Table List 8" w:semiHidden="1" w:unhideWhenUsed="1"/>
+    <w:lsdException w:name="Table 3D effects 1" w:semiHidden="1" w:unhideWhenUsed="1"/>
+    <w:lsdException w:name="Table 3D effects 2" w:semiHidden="1" w:unhideWhenUsed="1"/>
+    <w:lsdException w:name="Table 3D effects 3" w:semiHidden="1" w:unhideWhenUsed="1"/>
+    <w:lsdException w:name="Table Contemporary" w:semiHidden="1" w:unhideWhenUsed="1"/>
+    <w:lsdException w:name="Table Elegant" w:semiHidden="1" w:unhideWhenUsed="1"/>
+    <w:lsdException w:name="Table Professional" w:semiHidden="1" w:unhideWhenUsed="1"/>
+    <w:lsdException w:name="Table Subtle 1" w:semiHidden="1" w:unhideWhenUsed="1"/>
+    <w:lsdException w:name="Table Subtle 2" w:semiHidden="1" w:unhideWhenUsed="1"/>
+    <w:lsdException w:name="Table Web 1" w:semiHidden="1" w:unhideWhenUsed="1"/>
+    <w:lsdException w:name="Table Web 2" w:semiHidden="1" w:unhideWhenUsed="1"/>
+    <w:lsdException w:name="Table Web 3" w:semiHidden="1" w:unhideWhenUsed="1"/>
+    <w:lsdException w:name="Balloon Text" w:semiHidden="1" w:unhideWhenUsed="1"/>
+    <w:lsdException w:name="Table Grid" w:uiPriority="59"/>
+    <w:lsdException w:name="Table Theme" w:semiHidden="1" w:unhideWhenUsed="1"/>
+    <w:lsdException w:name="Placeholder Text" w:semiHidden="1"/>
+    <w:lsdException w:name="No Spacing" w:uiPriority="1" w:qFormat="1"/>
+    <w:lsdException w:name="Light Shading" w:uiPriority="60"/>
+    <w:lsdException w:name="Light List" w:uiPriority="61"/>
+    <w:lsdException w:name="Light Grid" w:uiPriority="62"/>
+    <w:lsdException w:name="Medium Shading 1" w:uiPriority="63"/>
+    <w:lsdException w:name="Medium Shading 2" w:uiPriority="64"/>
+    <w:lsdException w:name="Medium List 1" w:uiPriority="65"/>
+    <w:lsdException w:name="Medium List 2" w:uiPriority="66"/>
+    <w:lsdException w:name="Medium Grid 1" w:uiPriority="67"/>
+    <w:lsdException w:name="Medium Grid 2" w:uiPriority="68"/>
+    <w:lsdException w:name="Medium Grid 3" w:uiPriority="69"/>
+    <w:lsdException w:name="Dark List" w:uiPriority="70"/>
+    <w:lsdException w:name="Colorful Shading" w:uiPriority="71"/>
+    <w:lsdException w:name="Colorful List" w:uiPriority="72"/>
+    <w:lsdException w:name="Colorful Grid" w:uiPriority="73"/>
+    <w:lsdException w:name="Light Shading Accent 1" w:uiPriority="60"/>
+    <w:lsdException w:name="Light List Accent 1" w:uiPriority="61"/>
+    <w:lsdException w:name="Light Grid Accent 1" w:uiPriority="62"/>
+    <w:lsdException w:name="Medium Shading 1 Accent 1" w:uiPriority="63"/>
+    <w:lsdException w:name="Medium Shading 2 Accent 1" w:uiPriority="64"/>
+    <w:lsdException w:name="Medium List 1 Accent 1" w:uiPriority="65"/>
+    <w:lsdException w:name="Revision" w:semiHidden="1"/>
+    <w:lsdException w:name="List Paragraph" w:uiPriority="34" w:qFormat="1"/>
+    <w:lsdException w:name="Quote" w:uiPriority="29" w:qFormat="1"/>
+    <w:lsdException w:name="Intense Quote" w:uiPriority="30" w:qFormat="1"/>
+    <w:lsdException w:name="Medium List 2 Accent 1" w:uiPriority="66"/>
+    <w:lsdException w:name="Medium Grid 1 Accent 1" w:uiPriority="67"/>
+    <w:lsdException w:name="Medium Grid 2 Accent 1" w:uiPriority="68"/>
+    <w:lsdException w:name="Medium Grid 3 Accent 1" w:uiPriority="69"/>
+    <w:lsdException w:name="Dark List Accent 1" w:uiPriority="70"/>
+    <w:lsdException w:name="Colorful Shading Accent 1" w:uiPriority="71"/>
+    <w:lsdException w:name="Colorful List Accent 1" w:uiPriority="72"/>
+    <w:lsdException w:name="Colorful Grid Accent 1" w:uiPriority="73"/>
+    <w:lsdException w:name="Light Shading Accent 2" w:uiPriority="60"/>
+    <w:lsdException w:name="Light List Accent 2" w:uiPriority="61"/>
+    <w:lsdException w:name="Light Grid Accent 2" w:uiPriority="62"/>
+    <w:lsdException w:name="Medium Shading 1 Accent 2" w:uiPriority="63"/>
+    <w:lsdException w:name="Medium Shading 2 Accent 2" w:uiPriority="64"/>
+    <w:lsdException w:name="Medium List 1 Accent 2" w:uiPriority="65"/>
+    <w:lsdException w:name="Medium List 2 Accent 2" w:uiPriority="66"/>
+    <w:lsdException w:name="Medium Grid 1 Accent 2" w:uiPriority="67"/>
+    <w:lsdException w:name="Medium Grid 2 Accent 2" w:uiPriority="68"/>
+    <w:lsdException w:name="Medium Grid 3 Accent 2" w:uiPriority="69"/>
+    <w:lsdException w:name="Dark List Accent 2" w:uiPriority="70"/>
+    <w:lsdException w:name="Colorful Shading Accent 2" w:uiPriority="71"/>
+    <w:lsdException w:name="Colorful List Accent 2" w:uiPriority="72"/>
+    <w:lsdException w:name="Colorful Grid Accent 2" w:uiPriority="73"/>
+    <w:lsdException w:name="Light Shading Accent 3" w:uiPriority="60"/>
+    <w:lsdException w:name="Light List Accent 3" w:uiPriority="61"/>
+    <w:lsdException w:name="Light Grid Accent 3" w:uiPriority="62"/>
+    <w:lsdException w:name="Medium Shading 1 Accent 3" w:uiPriority="63"/>
+    <w:lsdException w:name="Medium Shading 2 Accent 3" w:uiPriority="64"/>
+    <w:lsdException w:name="Medium List 1 Accent 3" w:uiPriority="65"/>
+    <w:lsdException w:name="Medium List 2 Accent 3" w:uiPriority="66"/>
+    <w:lsdException w:name="Medium Grid 1 Accent 3" w:uiPriority="67"/>
+    <w:lsdException w:name="Medium Grid 2 Accent 3" w:uiPriority="68"/>
+    <w:lsdException w:name="Medium Grid 3 Accent 3" w:uiPriority="69"/>
+    <w:lsdException w:name="Dark List Accent 3" w:uiPriority="70"/>
+    <w:lsdException w:name="Colorful Shading Accent 3" w:uiPriority="71"/>
+    <w:lsdException w:name="Colorful List Accent 3" w:uiPriority="72"/>
+    <w:lsdException w:name="Colorful Grid Accent 3" w:uiPriority="73"/>
+    <w:lsdException w:name="Light Shading Accent 4" w:uiPriority="60"/>
+    <w:lsdException w:name="Light List Accent 4" w:uiPriority="61"/>
+    <w:lsdException w:name="Light Grid Accent 4" w:uiPriority="62"/>
+    <w:lsdException w:name="Medium Shading 1 Accent 4" w:uiPriority="63"/>
+    <w:lsdException w:name="Medium Shading 2 Accent 4" w:uiPriority="64"/>
+    <w:lsdException w:name="Medium List 1 Accent 4" w:uiPriority="65"/>
+    <w:lsdException w:name="Medium List 2 Accent 4" w:uiPriority="66"/>
+    <w:lsdException w:name="Medium Grid 1 Accent 4" w:uiPriority="67"/>
+    <w:lsdException w:name="Medium Grid 2 Accent 4" w:uiPriority="68"/>
+    <w:lsdException w:name="Medium Grid 3 Accent 4" w:uiPriority="69"/>
+    <w:lsdException w:name="Dark List Accent 4" w:uiPriority="70"/>
+    <w:lsdException w:name="Colorful Shading Accent 4" w:uiPriority="71"/>
+    <w:lsdException w:name="Colorful List Accent 4" w:uiPriority="72"/>
+    <w:lsdException w:name="Colorful Grid Accent 4" w:uiPriority="73"/>
+    <w:lsdException w:name="Light Shading Accent 5" w:uiPriority="60"/>
+    <w:lsdException w:name="Light List Accent 5" w:uiPriority="61"/>
+    <w:lsdException w:name="Light Grid Accent 5" w:uiPriority="62"/>
+    <w:lsdException w:name="Medium Shading 1 Accent 5" w:uiPriority="63"/>
+    <w:lsdException w:name="Medium Shading 2 Accent 5" w:uiPriority="64"/>
+    <w:lsdException w:name="Medium List 1 Accent 5" w:uiPriority="65"/>
+    <w:lsdException w:name="Medium List 2 Accent 5" w:uiPriority="66"/>
+    <w:lsdException w:name="Medium Grid 1 Accent 5" w:uiPriority="67"/>
+    <w:lsdException w:name="Medium Grid 2 Accent 5" w:uiPriority="68"/>
+    <w:lsdException w:name="Medium Grid 3 Accent 5" w:uiPriority="69"/>
+    <w:lsdException w:name="Dark List Accent 5" w:uiPriority="70"/>
+    <w:lsdException w:name="Colorful Shading Accent 5" w:uiPriority="71"/>
+    <w:lsdException w:name="Colorful List Accent 5" w:uiPriority="72"/>
+    <w:lsdException w:name="Colorful Grid Accent 5" w:uiPriority="73"/>
+    <w:lsdException w:name="Light Shading Accent 6" w:uiPriority="60"/>
+    <w:lsdException w:name="Light List Accent 6" w:uiPriority="61"/>
+    <w:lsdException w:name="Light Grid Accent 6" w:uiPriority="62"/>
+    <w:lsdException w:name="Medium Shading 1 Accent 6" w:uiPriority="63"/>
+    <w:lsdException w:name="Medium Shading 2 Accent 6" w:uiPriority="64"/>
+    <w:lsdException w:name="Medium List 1 Accent 6" w:uiPriority="65"/>
+    <w:lsdException w:name="Medium List 2 Accent 6" w:uiPriority="66"/>
+    <w:lsdException w:name="Medium Grid 1 Accent 6" w:uiPriority="67"/>
+    <w:lsdException w:name="Medium Grid 2 Accent 6" w:uiPriority="68"/>
+    <w:lsdException w:name="Medium Grid 3 Accent 6" w:uiPriority="69"/>
+    <w:lsdException w:name="Dark List Accent 6" w:uiPriority="70"/>
+    <w:lsdException w:name="Colorful Shading Accent 6" w:uiPriority="71"/>
+    <w:lsdException w:name="Colorful List Accent 6" w:uiPriority="72"/>
+    <w:lsdException w:name="Colorful Grid Accent 6" w:uiPriority="73"/>
+    <w:lsdException w:name="Subtle Emphasis" w:uiPriority="19" w:qFormat="1"/>
+    <w:lsdException w:name="Intense Emphasis" w:uiPriority="21" w:qFormat="1"/>
+    <w:lsdException w:name="Subtle Reference" w:uiPriority="31" w:qFormat="1"/>
+    <w:lsdException w:name="Intense Reference" w:uiPriority="32" w:qFormat="1"/>
+    <w:lsdException w:name="Book Title" w:uiPriority="33" w:qFormat="1"/>
+    <w:lsdException w:name="Bibliography" w:semiHidden="1" w:uiPriority="37" w:unhideWhenUsed="1"/>
+    <w:lsdException w:name="TOC Heading" w:semiHidden="1" w:uiPriority="39" w:unhideWhenUsed="1" w:qFormat="1"/>
+    <w:lsdException w:name="Plain Table 1" w:uiPriority="41"/>
+    <w:lsdException w:name="Plain Table 2" w:uiPriority="42"/>
+    <w:lsdException w:name="Plain Table 3" w:uiPriority="43"/>
+    <w:lsdException w:name="Plain Table 4" w:uiPriority="44"/>
+    <w:lsdException w:name="Plain Table 5" w:uiPriority="45"/>
+    <w:lsdException w:name="Grid Table Light" w:uiPriority="40"/>
+    <w:lsdException w:name="Grid Table 1 Light" w:uiPriority="46"/>
+    <w:lsdException w:name="Grid Table 2" w:uiPriority="47"/>
+    <w:lsdException w:name="Grid Table 3" w:uiPriority="48"/>
+    <w:lsdException w:name="Grid Table 4" w:uiPriority="49"/>
+    <w:lsdException w:name="Grid Table 5 Dark" w:uiPriority="50"/>
+    <w:lsdException w:name="Grid Table 6 Colorful" w:uiPriority="51"/>
+    <w:lsdException w:name="Grid Table 7 Colorful" w:uiPriority="52"/>
+    <w:lsdException w:name="Grid Table 1 Light Accent 1" w:uiPriority="46"/>
+    <w:lsdException w:name="Grid Table 2 Accent 1" w:uiPriority="47"/>
+    <w:lsdException w:name="Grid Table 3 Accent 1" w:uiPriority="48"/>
+    <w:lsdException w:name="Grid Table 4 Accent 1" w:uiPriority="49"/>
+    <w:lsdException w:name="Grid Table 5 Dark Accent 1" w:uiPriority="50"/>
+    <w:lsdException w:name="Grid Table 6 Colorful Accent 1" w:uiPriority="51"/>
+    <w:lsdException w:name="Grid Table 7 Colorful Accent 1" w:uiPriority="52"/>
+    <w:lsdException w:name="Grid Table 1 Light Accent 2" w:uiPriority="46"/>
+    <w:lsdException w:name="Grid Table 2 Accent 2" w:uiPriority="47"/>
+    <w:lsdException w:name="Grid Table 3 Accent 2" w:uiPriority="48"/>
+    <w:lsdException w:name="Grid Table 4 Accent 2" w:uiPriority="49"/>
+    <w:lsdException w:name="Grid Table 5 Dark Accent 2" w:uiPriority="50"/>
+    <w:lsdException w:name="Grid Table 6 Colorful Accent 2" w:uiPriority="51"/>
+    <w:lsdException w:name="Grid Table 7 Colorful Accent 2" w:uiPriority="52"/>
+    <w:lsdException w:name="Grid Table 1 Light Accent 3" w:uiPriority="46"/>
+    <w:lsdException w:name="Grid Table 2 Accent 3" w:uiPriority="47"/>
+    <w:lsdException w:name="Grid Table 3 Accent 3" w:uiPriority="48"/>
+    <w:lsdException w:name="Grid Table 4 Accent 3" w:uiPriority="49"/>
+    <w:lsdException w:name="Grid Table 5 Dark Accent 3" w:uiPriority="50"/>
+    <w:lsdException w:name="Grid Table 6 Colorful Accent 3" w:uiPriority="51"/>
+    <w:lsdException w:name="Grid Table 7 Colorful Accent 3" w:uiPriority="52"/>
+    <w:lsdException w:name="Grid Table 1 Light Accent 4" w:uiPriority="46"/>
+    <w:lsdException w:name="Grid Table 2 Accent 4" w:uiPriority="47"/>
+    <w:lsdException w:name="Grid Table 3 Accent 4" w:uiPriority="48"/>
+    <w:lsdException w:name="Grid Table 4 Accent 4" w:uiPriority="49"/>
+    <w:lsdException w:name="Grid Table 5 Dark Accent 4" w:uiPriority="50"/>
+    <w:lsdException w:name="Grid Table 6 Colorful Accent 4" w:uiPriority="51"/>
+    <w:lsdException w:name="Grid Table 7 Colorful Accent 4" w:uiPriority="52"/>
+    <w:lsdException w:name="Grid Table 1 Light Accent 5" w:uiPriority="46"/>
+    <w:lsdException w:name="Grid Table 2 Accent 5" w:uiPriority="47"/>
+    <w:lsdException w:name="Grid Table 3 Accent 5" w:uiPriority="48"/>
+    <w:lsdException w:name="Grid Table 4 Accent 5" w:uiPriority="49"/>
+    <w:lsdException w:name="Grid Table 5 Dark Accent 5" w:uiPriority="50"/>
+    <w:lsdException w:name="Grid Table 6 Colorful Accent 5" w:uiPriority="51"/>
+    <w:lsdException w:name="Grid Table 7 Colorful Accent 5" w:uiPriority="52"/>
+    <w:lsdException w:name="Grid Table 1 Light Accent 6" w:uiPriority="46"/>
+    <w:lsdException w:name="Grid Table 2 Accent 6" w:uiPriority="47"/>
+    <w:lsdException w:name="Grid Table 3 Accent 6" w:uiPriority="48"/>
+    <w:lsdException w:name="Grid Table 4 Accent 6" w:uiPriority="49"/>
+    <w:lsdException w:name="Grid Table 5 Dark Accent 6" w:uiPriority="50"/>
+    <w:lsdException w:name="Grid Table 6 Colorful Accent 6" w:uiPriority="51"/>
+    <w:lsdException w:name="Grid Table 7 Colorful Accent 6" w:uiPriority="52"/>
+    <w:lsdException w:name="List Table 1 Light" w:uiPriority="46"/>
+    <w:lsdException w:name="List Table 2" w:uiPriority="47"/>
+    <w:lsdException w:name="List Table 3" w:uiPriority="48"/>
+    <w:lsdException w:name="List Table 4" w:uiPriority="49"/>
+    <w:lsdException w:name="List Table 5 Dark" w:uiPriority="50"/>
+    <w:lsdException w:name="List Table 6 Colorful" w:uiPriority="51"/>
+    <w:lsdException w:name="List Table 7 Colorful" w:uiPriority="52"/>
+    <w:lsdException w:name="List Table 1 Light Accent 1" w:uiPriority="46"/>
+    <w:lsdException w:name="List Table 2 Accent 1" w:uiPriority="47"/>
+    <w:lsdException w:name="List Table 3 Accent 1" w:uiPriority="48"/>
+    <w:lsdException w:name="List Table 4 Accent 1" w:uiPriority="49"/>
+    <w:lsdException w:name="List Table 5 Dark Accent 1" w:uiPriority="50"/>
+    <w:lsdException w:name="List Table 6 Colorful Accent 1" w:uiPriority="51"/>
+    <w:lsdException w:name="List Table 7 Colorful Accent 1" w:uiPriority="52"/>
+    <w:lsdException w:name="List Table 1 Light Accent 2" w:uiPriority="46"/>
+    <w:lsdException w:name="List Table 2 Accent 2" w:uiPriority="47"/>
+    <w:lsdException w:name="List Table 3 Accent 2" w:uiPriority="48"/>
+    <w:lsdException w:name="List Table 4 Accent 2" w:uiPriority="49"/>
+    <w:lsdException w:name="List Table 5 Dark Accent 2" w:uiPriority="50"/>
+    <w:lsdException w:name="List Table 6 Colorful Accent 2" w:uiPriority="51"/>
+    <w:lsdException w:name="List Table 7 Colorful Accent 2" w:uiPriority="52"/>
+    <w:lsdException w:name="List Table 1 Light Accent 3" w:uiPriority="46"/>
+    <w:lsdException w:name="List Table 2 Accent 3" w:uiPriority="47"/>
+    <w:lsdException w:name="List Table 3 Accent 3" w:uiPriority="48"/>
+    <w:lsdException w:name="List Table 4 Accent 3" w:uiPriority="49"/>
+    <w:lsdException w:name="List Table 5 Dark Accent 3" w:uiPriority="50"/>
+    <w:lsdException w:name="List Table 6 Colorful Accent 3" w:uiPriority="51"/>
+    <w:lsdException w:name="List Table 7 Colorful Accent 3" w:uiPriority="52"/>
+    <w:lsdException w:name="List Table 1 Light Accent 4" w:uiPriority="46"/>
+    <w:lsdException w:name="List Table 2 Accent 4" w:uiPriority="47"/>
+    <w:lsdException w:name="List Table 3 Accent 4" w:uiPriority="48"/>
+    <w:lsdException w:name="List Table 4 Accent 4" w:uiPriority="49"/>
+    <w:lsdException w:name="List Table 5 Dark Accent 4" w:uiPriority="50"/>
+    <w:lsdException w:name="List Table 6 Colorful Accent 4" w:uiPriority="51"/>
+    <w:lsdException w:name="List Table 7 Colorful Accent 4" w:uiPriority="52"/>
+    <w:lsdException w:name="List Table 1 Light Accent 5" w:uiPriority="46"/>
+    <w:lsdException w:name="List Table 2 Accent 5" w:uiPriority="47"/>
+    <w:lsdException w:name="List Table 3 Accent 5" w:uiPriority="48"/>
+    <w:lsdException w:name="List Table 4 Accent 5" w:uiPriority="49"/>
+    <w:lsdException w:name="List Table 5 Dark Accent 5" w:uiPriority="50"/>
+    <w:lsdException w:name="List Table 6 Colorful Accent 5" w:uiPriority="51"/>
+    <w:lsdException w:name="List Table 7 Colorful Accent 5" w:uiPriority="52"/>
+    <w:lsdException w:name="List Table 1 Light Accent 6" w:uiPriority="46"/>
+    <w:lsdException w:name="List Table 2 Accent 6" w:uiPriority="47"/>
+    <w:lsdException w:name="List Table 3 Accent 6" w:uiPriority="48"/>
+    <w:lsdException w:name="List Table 4 Accent 6" w:uiPriority="49"/>
+    <w:lsdException w:name="List Table 5 Dark Accent 6" w:uiPriority="50"/>
+    <w:lsdException w:name="List Table 6 Colorful Accent 6" w:uiPriority="51"/>
+    <w:lsdException w:name="List Table 7 Colorful Accent 6" w:uiPriority="52"/>
+    <w:lsdException w:name="Mention" w:semiHidden="1" w:unhideWhenUsed="1"/>
+    <w:lsdException w:name="Smart Hyperlink" w:semiHidden="1" w:unhideWhenUsed="1"/>
+    <w:lsdException w:name="Hashtag" w:semiHidden="1" w:unhideWhenUsed="1"/>
+    <w:lsdException w:name="Unresolved Mention" w:semiHidden="1" w:unhideWhenUsed="1"/>
+    <w:lsdException w:name="Smart Link" w:semiHidden="1" w:unhideWhenUsed="1"/>
   </w:latentStyles>
   <w:style w:type="paragraph" w:default="1" w:styleId="Normal">
     <w:name w:val="Normal"/>
@@ -1809,6 +2018,17 @@
       <w:color w:val="0000FF" w:themeColor="hyperlink"/>
       <w:u w:val="single"/>
     </w:rPr>
+  </w:style>
+  <w:style w:type="paragraph" w:styleId="PargrafodaLista">
+    <w:name w:val="List Paragraph"/>
+    <w:basedOn w:val="Normal"/>
+    <w:uiPriority w:val="34"/>
+    <w:qFormat/>
+    <w:rsid w:val="002B45E5"/>
+    <w:pPr>
+      <w:ind w:left="720"/>
+      <w:contextualSpacing/>
+    </w:pPr>
   </w:style>
 </w:styles>
 </file>
